--- a/report.docx
+++ b/report.docx
@@ -82,7 +82,7 @@
                     </pic:cNvPicPr>
                   </pic:nvPicPr>
                   <pic:blipFill>
-                    <a:blip r:embed="rId4">
+                    <a:blip r:embed="rId6">
                       <a:extLst>
                         <a:ext uri="{28A0092B-C50C-407E-A947-70E740481C1C}">
                           <a14:useLocalDpi xmlns:a14="http://schemas.microsoft.com/office/drawing/2010/main" val="0"/>
@@ -620,24 +620,1405 @@
     </w:p>
     <w:p>
       <w:pPr>
-        <w:widowControl/>
-        <w:rPr>
-          <w:rFonts w:ascii="Times New Roman" w:hAnsi="Times New Roman" w:cs="Times New Roman"/>
+        <w:pStyle w:val="Heading1"/>
+      </w:pPr>
+      <w:r>
+        <w:lastRenderedPageBreak/>
+        <w:t xml:space="preserve">1. </w:t>
+      </w:r>
+      <w:r>
+        <w:t>Vấn đề, phạm vi, giả định</w:t>
+      </w:r>
+    </w:p>
+    <w:p>
+      <w:pPr>
+        <w:rPr>
+          <w:b/>
+          <w:bCs/>
+          <w:lang w:eastAsia="en-US" w:bidi="ar-SA"/>
+        </w:rPr>
+      </w:pPr>
+      <w:r>
+        <w:rPr>
+          <w:b/>
+          <w:bCs/>
+          <w:lang w:eastAsia="en-US" w:bidi="ar-SA"/>
+        </w:rPr>
+        <w:t>1.1. Bối cảnh và Bài toán nghiệp vụ</w:t>
+      </w:r>
+    </w:p>
+    <w:p>
+      <w:pPr>
+        <w:rPr>
+          <w:lang w:eastAsia="en-US" w:bidi="ar-SA"/>
+        </w:rPr>
+      </w:pPr>
+      <w:r>
+        <w:rPr>
+          <w:lang w:eastAsia="en-US" w:bidi="ar-SA"/>
+        </w:rPr>
+        <w:t>Trong hoạt động tín dụng tiêu dùng, thẩm định hồ sơ vay (Credit Underwriting) là mắt xích then chốt nhưng thường gặp 3 điểm nghẽn lớn:</w:t>
+      </w:r>
+    </w:p>
+    <w:p>
+      <w:pPr>
+        <w:numPr>
+          <w:ilvl w:val="0"/>
+          <w:numId w:val="1"/>
+        </w:numPr>
+        <w:rPr>
+          <w:lang w:eastAsia="en-US" w:bidi="ar-SA"/>
+        </w:rPr>
+      </w:pPr>
+      <w:r>
+        <w:rPr>
+          <w:b/>
+          <w:bCs/>
+          <w:lang w:eastAsia="en-US" w:bidi="ar-SA"/>
+        </w:rPr>
+        <w:t>Xung đột phiên bản chính sách theo thời gian</w:t>
+      </w:r>
+      <w:r>
+        <w:rPr>
+          <w:lang w:eastAsia="en-US" w:bidi="ar-SA"/>
+        </w:rPr>
+        <w:t>: Các quy chế điều kiện tuổi, hạn mức, trần nợ/thu nhập (DTI) liên tục cập nhật (ví dụ: chính sách </w:t>
+      </w:r>
+      <w:r>
+        <w:rPr>
           <w:i/>
           <w:iCs/>
-        </w:rPr>
-      </w:pPr>
-      <w:r>
-        <w:rPr>
-          <w:rFonts w:ascii="Times New Roman" w:hAnsi="Times New Roman" w:cs="Times New Roman"/>
+          <w:lang w:eastAsia="en-US" w:bidi="ar-SA"/>
+        </w:rPr>
+        <w:t>FinCo Easy CP-01 v1</w:t>
+      </w:r>
+      <w:r>
+        <w:rPr>
+          <w:lang w:eastAsia="en-US" w:bidi="ar-SA"/>
+        </w:rPr>
+        <w:t> áp dụng trước ngày 01/04/2025 cho phép tuổi ≤60≤60, DTI ≤50%≤50%; bản </w:t>
+      </w:r>
+      <w:r>
+        <w:rPr>
           <w:i/>
           <w:iCs/>
+          <w:lang w:eastAsia="en-US" w:bidi="ar-SA"/>
+        </w:rPr>
+        <w:t>CP-01 v2</w:t>
+      </w:r>
+      <w:r>
+        <w:rPr>
+          <w:lang w:eastAsia="en-US" w:bidi="ar-SA"/>
+        </w:rPr>
+        <w:t> từ 01/04/2025 siết lại tuổi ≤58≤58, DTI ≤45%≤45%).</w:t>
+      </w:r>
+    </w:p>
+    <w:p>
+      <w:pPr>
+        <w:numPr>
+          <w:ilvl w:val="0"/>
+          <w:numId w:val="1"/>
+        </w:numPr>
+        <w:rPr>
+          <w:lang w:eastAsia="en-US" w:bidi="ar-SA"/>
+        </w:rPr>
+      </w:pPr>
+      <w:r>
+        <w:rPr>
+          <w:b/>
+          <w:bCs/>
+          <w:lang w:eastAsia="en-US" w:bidi="ar-SA"/>
+        </w:rPr>
+        <w:t>Quy trình tổng hợp đa văn bản phức tạp</w:t>
+      </w:r>
+      <w:r>
+        <w:rPr>
+          <w:lang w:eastAsia="en-US" w:bidi="ar-SA"/>
+        </w:rPr>
+        <w:t>: Duyệt một hồ sơ đòi hỏi tra cứu chéo tối thiểu 3 văn bản: điều kiện loại trừ (CP-01), chứng từ theo nguồn thu nhập lương/tự doanh (CP-02), biểu lãi suất kỳ hạn (CP-03), phương pháp tính DTI (CP-05) và phân cấp phê duyệt (CP-04, CP-06).</w:t>
+      </w:r>
+    </w:p>
+    <w:p>
+      <w:pPr>
+        <w:numPr>
+          <w:ilvl w:val="0"/>
+          <w:numId w:val="1"/>
+        </w:numPr>
+        <w:rPr>
+          <w:lang w:eastAsia="en-US" w:bidi="ar-SA"/>
+        </w:rPr>
+      </w:pPr>
+      <w:r>
+        <w:rPr>
+          <w:b/>
+          <w:bCs/>
+          <w:lang w:eastAsia="en-US" w:bidi="ar-SA"/>
+        </w:rPr>
+        <w:t>Rủi ro tính toán và xác thực</w:t>
+      </w:r>
+      <w:r>
+        <w:rPr>
+          <w:lang w:eastAsia="en-US" w:bidi="ar-SA"/>
+        </w:rPr>
+        <w:t>: Tự nhẩm số tiền trả hàng tháng (PMT) hoặc tỷ lệ DTI dễ phát sinh sai số; việc ghi nhận quyết định nếu thiếu cơ chế đối soát tức thì (Read-after-Write) sẽ gây mất toàn vẹn CSDL.</w:t>
+      </w:r>
+    </w:p>
+    <w:p>
+      <w:pPr>
+        <w:rPr>
+          <w:lang w:eastAsia="en-US" w:bidi="ar-SA"/>
+        </w:rPr>
+      </w:pPr>
+      <w:r>
+        <w:rPr>
+          <w:b/>
+          <w:bCs/>
+          <w:lang w:eastAsia="en-US" w:bidi="ar-SA"/>
+        </w:rPr>
+        <w:t>Bài toán:</w:t>
+      </w:r>
+      <w:r>
+        <w:rPr>
+          <w:lang w:eastAsia="en-US" w:bidi="ar-SA"/>
+        </w:rPr>
+        <w:t> Xây dựng Trợ lý AI tự động hóa chuỗi thẩm định hồ sơ vay tiêu dùng FinCo: tiếp nhận hồ sơ →→ tra cứu đúng phiên bản chính sách theo ngày nộp →→ tính toán DTI bằng công cụ →→ ra quyết định →→ ghi nhận CSDL và tự kiểm chứng.</w:t>
+      </w:r>
+    </w:p>
+    <w:p>
+      <w:pPr>
+        <w:rPr>
+          <w:b/>
+          <w:bCs/>
+          <w:lang w:eastAsia="en-US" w:bidi="ar-SA"/>
+        </w:rPr>
+      </w:pPr>
+      <w:r>
+        <w:rPr>
+          <w:b/>
+          <w:bCs/>
+          <w:lang w:eastAsia="en-US" w:bidi="ar-SA"/>
+        </w:rPr>
+        <w:t>1.2. Người dùng mục tiêu</w:t>
+      </w:r>
+    </w:p>
+    <w:p>
+      <w:pPr>
+        <w:numPr>
+          <w:ilvl w:val="0"/>
+          <w:numId w:val="2"/>
+        </w:numPr>
+        <w:rPr>
+          <w:lang w:eastAsia="en-US" w:bidi="ar-SA"/>
+        </w:rPr>
+      </w:pPr>
+      <w:r>
+        <w:rPr>
+          <w:b/>
+          <w:bCs/>
+          <w:lang w:eastAsia="en-US" w:bidi="ar-SA"/>
+        </w:rPr>
+        <w:t>Chuyên viên thẩm định nội bộ FinCo (Credit Underwriter)</w:t>
+      </w:r>
+      <w:r>
+        <w:rPr>
+          <w:lang w:eastAsia="en-US" w:bidi="ar-SA"/>
+        </w:rPr>
+        <w:t>: Tra cứu nhanh quy chế, kiểm tra tính đầy đủ hồ sơ, tính DTI tự động và ra quyết định trong thẩm quyền (≤200≤200 triệu đồng).</w:t>
+      </w:r>
+    </w:p>
+    <w:p>
+      <w:pPr>
+        <w:numPr>
+          <w:ilvl w:val="0"/>
+          <w:numId w:val="2"/>
+        </w:numPr>
+        <w:rPr>
+          <w:lang w:eastAsia="en-US" w:bidi="ar-SA"/>
+        </w:rPr>
+      </w:pPr>
+      <w:r>
+        <w:rPr>
+          <w:b/>
+          <w:bCs/>
+          <w:lang w:eastAsia="en-US" w:bidi="ar-SA"/>
+        </w:rPr>
+        <w:t>Cấp quản lý (Trưởng phòng / Hội đồng tín dụng)</w:t>
+      </w:r>
+      <w:r>
+        <w:rPr>
+          <w:lang w:eastAsia="en-US" w:bidi="ar-SA"/>
+        </w:rPr>
+        <w:t>: Tiếp nhận các ca vượt hạn mức hoặc diện kiểm soát đặc biệt do hệ thống tự động chuyển cấp (escalate).</w:t>
+      </w:r>
+    </w:p>
+    <w:p>
+      <w:pPr>
+        <w:rPr>
+          <w:b/>
+          <w:bCs/>
+          <w:lang w:eastAsia="en-US" w:bidi="ar-SA"/>
+        </w:rPr>
+      </w:pPr>
+      <w:r>
+        <w:rPr>
+          <w:b/>
+          <w:bCs/>
+          <w:lang w:eastAsia="en-US" w:bidi="ar-SA"/>
+        </w:rPr>
+        <w:t>1.3. Ranh giới hệ thống: Hệ thống KHÔNG làm gì (Negative Boundary)</w:t>
+      </w:r>
+    </w:p>
+    <w:p>
+      <w:pPr>
+        <w:numPr>
+          <w:ilvl w:val="0"/>
+          <w:numId w:val="3"/>
+        </w:numPr>
+        <w:rPr>
+          <w:lang w:eastAsia="en-US" w:bidi="ar-SA"/>
+        </w:rPr>
+      </w:pPr>
+      <w:r>
+        <w:rPr>
+          <w:b/>
+          <w:bCs/>
+          <w:lang w:eastAsia="en-US" w:bidi="ar-SA"/>
+        </w:rPr>
+        <w:t>KHÔNG phải là Chatbot tư vấn đại chúng</w:t>
+      </w:r>
+      <w:r>
+        <w:rPr>
+          <w:lang w:eastAsia="en-US" w:bidi="ar-SA"/>
+        </w:rPr>
+        <w:t>: Không tương tác với khách hàng vay ngoài đời, không giải đáp phiếm, không tư vấn tiếp thị.</w:t>
+      </w:r>
+    </w:p>
+    <w:p>
+      <w:pPr>
+        <w:numPr>
+          <w:ilvl w:val="0"/>
+          <w:numId w:val="3"/>
+        </w:numPr>
+        <w:rPr>
+          <w:lang w:eastAsia="en-US" w:bidi="ar-SA"/>
+        </w:rPr>
+      </w:pPr>
+      <w:r>
+        <w:rPr>
+          <w:b/>
+          <w:bCs/>
+          <w:lang w:eastAsia="en-US" w:bidi="ar-SA"/>
+        </w:rPr>
+        <w:t>KHÔNG dùng dữ liệu người thật và không tra cứu CIC thật</w:t>
+      </w:r>
+      <w:r>
+        <w:rPr>
+          <w:lang w:eastAsia="en-US" w:bidi="ar-SA"/>
+        </w:rPr>
+        <w:t>: 100% kho chính sách (CP-01 đến CP-17) và 21 hồ sơ vay (APP-001 đến APP-021) là dữ liệu giả lập (synthetic data); không kết nối API bên thứ ba.</w:t>
+      </w:r>
+    </w:p>
+    <w:p>
+      <w:pPr>
+        <w:numPr>
+          <w:ilvl w:val="0"/>
+          <w:numId w:val="3"/>
+        </w:numPr>
+        <w:rPr>
+          <w:lang w:eastAsia="en-US" w:bidi="ar-SA"/>
+        </w:rPr>
+      </w:pPr>
+      <w:r>
+        <w:rPr>
+          <w:b/>
+          <w:bCs/>
+          <w:lang w:eastAsia="en-US" w:bidi="ar-SA"/>
+        </w:rPr>
+        <w:t>KHÔNG tự ý vượt thẩm quyền phê duyệt</w:t>
+      </w:r>
+      <w:r>
+        <w:rPr>
+          <w:lang w:eastAsia="en-US" w:bidi="ar-SA"/>
+        </w:rPr>
+        <w:t>: Tuyệt đối không tự duyệt hồ sơ trên 200 triệu đồng hoặc hồ sơ của nhân viên FinCo (theo CP-06), bắt buộc phải chuyển cấp (escalate).</w:t>
+      </w:r>
+    </w:p>
+    <w:p>
+      <w:pPr>
+        <w:numPr>
+          <w:ilvl w:val="0"/>
+          <w:numId w:val="3"/>
+        </w:numPr>
+        <w:rPr>
+          <w:lang w:eastAsia="en-US" w:bidi="ar-SA"/>
+        </w:rPr>
+      </w:pPr>
+      <w:r>
+        <w:rPr>
+          <w:b/>
+          <w:bCs/>
+          <w:lang w:eastAsia="en-US" w:bidi="ar-SA"/>
+        </w:rPr>
+        <w:t>KHÔNG để LLM tự làm tính nhẩm số học</w:t>
+      </w:r>
+      <w:r>
+        <w:rPr>
+          <w:lang w:eastAsia="en-US" w:bidi="ar-SA"/>
+        </w:rPr>
+        <w:t>: LLM không tự sinh số DTI hay PMT mò; mọi phép tính chuyển giao cho công cụ mã Python độc lập (calc_dti).</w:t>
+      </w:r>
+    </w:p>
+    <w:p>
+      <w:pPr>
+        <w:numPr>
+          <w:ilvl w:val="0"/>
+          <w:numId w:val="3"/>
+        </w:numPr>
+        <w:rPr>
+          <w:lang w:eastAsia="en-US" w:bidi="ar-SA"/>
+        </w:rPr>
+      </w:pPr>
+      <w:r>
+        <w:rPr>
+          <w:b/>
+          <w:bCs/>
+          <w:lang w:eastAsia="en-US" w:bidi="ar-SA"/>
+        </w:rPr>
+        <w:t>KHÔNG tự suy diễn ngoài tài liệu</w:t>
+      </w:r>
+      <w:r>
+        <w:rPr>
+          <w:lang w:eastAsia="en-US" w:bidi="ar-SA"/>
+        </w:rPr>
+        <w:t>: Khi gặp câu hỏi về sản phẩm ngoài danh mục (vay mua ô tô, thế chấp nhà, bảo lãnh), hệ thống bắt buộc </w:t>
+      </w:r>
+      <w:r>
+        <w:rPr>
+          <w:b/>
+          <w:bCs/>
+          <w:lang w:eastAsia="en-US" w:bidi="ar-SA"/>
+        </w:rPr>
+        <w:t>từ chối theo mẫu quy định</w:t>
+      </w:r>
+      <w:r>
+        <w:rPr>
+          <w:lang w:eastAsia="en-US" w:bidi="ar-SA"/>
+        </w:rPr>
+        <w:t> thay vì bịa đặt (hallucination).</w:t>
+      </w:r>
+    </w:p>
+    <w:p>
+      <w:pPr>
+        <w:rPr>
+          <w:b/>
+          <w:bCs/>
+          <w:lang w:eastAsia="en-US" w:bidi="ar-SA"/>
+        </w:rPr>
+      </w:pPr>
+      <w:r>
+        <w:rPr>
+          <w:b/>
+          <w:bCs/>
+          <w:lang w:eastAsia="en-US" w:bidi="ar-SA"/>
+        </w:rPr>
+        <w:t>1.4. Đáp ứng 3 tầng bắt buộc của đề tài</w:t>
+      </w:r>
+    </w:p>
+    <w:p>
+      <w:pPr>
+        <w:numPr>
+          <w:ilvl w:val="0"/>
+          <w:numId w:val="4"/>
+        </w:numPr>
+        <w:rPr>
+          <w:lang w:eastAsia="en-US" w:bidi="ar-SA"/>
+        </w:rPr>
+      </w:pPr>
+      <w:r>
+        <w:rPr>
+          <w:b/>
+          <w:bCs/>
+          <w:lang w:eastAsia="en-US" w:bidi="ar-SA"/>
+        </w:rPr>
+        <w:t>Tầng (a) Tra cứu có bằng chứng</w:t>
+      </w:r>
+      <w:r>
+        <w:rPr>
+          <w:lang w:eastAsia="en-US" w:bidi="ar-SA"/>
+        </w:rPr>
+        <w:t>: Mọi câu trả lời truy được về nguồn (doc_id + version); nhận diện đúng và từ chối câu ngoài tài liệu (no_answer).</w:t>
+      </w:r>
+    </w:p>
+    <w:p>
+      <w:pPr>
+        <w:numPr>
+          <w:ilvl w:val="0"/>
+          <w:numId w:val="4"/>
+        </w:numPr>
+        <w:rPr>
+          <w:lang w:eastAsia="en-US" w:bidi="ar-SA"/>
+        </w:rPr>
+      </w:pPr>
+      <w:r>
+        <w:rPr>
+          <w:b/>
+          <w:bCs/>
+          <w:lang w:eastAsia="en-US" w:bidi="ar-SA"/>
+        </w:rPr>
+        <w:t>Tầng (b) Biến đổi ("Có việc để đo")</w:t>
+      </w:r>
+      <w:r>
+        <w:rPr>
+          <w:lang w:eastAsia="en-US" w:bidi="ar-SA"/>
+        </w:rPr>
+        <w:t>: Không nhại lại nguyên văn một chunk; đòi hỏi tính DTI, chọn v1/v2 theo ngày nộp (as_of_date), ghép ≥2≥2 tài liệu, và nhận diện thiếu dữ liệu (need_info).</w:t>
+      </w:r>
+    </w:p>
+    <w:p>
+      <w:pPr>
+        <w:numPr>
+          <w:ilvl w:val="0"/>
+          <w:numId w:val="4"/>
+        </w:numPr>
+        <w:rPr>
+          <w:lang w:eastAsia="en-US" w:bidi="ar-SA"/>
+        </w:rPr>
+      </w:pPr>
+      <w:r>
+        <w:rPr>
+          <w:b/>
+          <w:bCs/>
+          <w:lang w:eastAsia="en-US" w:bidi="ar-SA"/>
+        </w:rPr>
+        <w:t>Tầng (c) Hành động ("Chứng minh là Agent")</w:t>
+      </w:r>
+      <w:r>
+        <w:rPr>
+          <w:lang w:eastAsia="en-US" w:bidi="ar-SA"/>
+        </w:rPr>
+        <w:t xml:space="preserve">: Sở hữu tool ghi trạng thái thật vào </w:t>
+      </w:r>
+      <w:r>
+        <w:rPr>
+          <w:lang w:eastAsia="en-US" w:bidi="ar-SA"/>
         </w:rPr>
         <w:lastRenderedPageBreak/>
-        <w:br w:type="page"/>
-      </w:r>
-    </w:p>
+        <w:t>SQLite (submit_decision) và bắt buộc kích hoạt tool đọc lại (get_decision) để chứng minh trạng thái đã đổi.</w:t>
+      </w:r>
+    </w:p>
+    <w:p>
+      <w:pPr>
+        <w:rPr>
+          <w:lang w:eastAsia="en-US" w:bidi="ar-SA"/>
+        </w:rPr>
+      </w:pPr>
+    </w:p>
+    <w:p>
+      <w:pPr>
+        <w:pStyle w:val="Heading1"/>
+      </w:pPr>
+      <w:r>
+        <w:t xml:space="preserve">2. </w:t>
+      </w:r>
+      <w:r>
+        <w:t>Kiến trúc tổng thể</w:t>
+      </w:r>
+    </w:p>
+    <w:p>
+      <w:pPr>
+        <w:pStyle w:val="Heading1"/>
+      </w:pPr>
+      <w:r>
+        <w:t>3. Thiết kế RAG</w:t>
+      </w:r>
+    </w:p>
+    <w:p>
+      <w:pPr>
+        <w:rPr>
+          <w:b/>
+          <w:bCs/>
+        </w:rPr>
+      </w:pPr>
+      <w:r>
+        <w:rPr>
+          <w:b/>
+          <w:bCs/>
+        </w:rPr>
+        <w:t>3.1. Chiến lược Semantic Header Chunking và Lý do lựa chọn</w:t>
+      </w:r>
+    </w:p>
+    <w:p>
+      <w:pPr>
+        <w:numPr>
+          <w:ilvl w:val="0"/>
+          <w:numId w:val="5"/>
+        </w:numPr>
+      </w:pPr>
+      <w:r>
+        <w:rPr>
+          <w:b/>
+          <w:bCs/>
+        </w:rPr>
+        <w:t>Phương pháp</w:t>
+      </w:r>
+      <w:r>
+        <w:t>: Phân đoạn tài liệu theo tiêu đề đề mục cấp 2 (##) của cấu trúc Markdown, thay vì chia theo kích thước ký tự cố định (Fixed-size Chunking).</w:t>
+      </w:r>
+    </w:p>
+    <w:p>
+      <w:pPr>
+        <w:numPr>
+          <w:ilvl w:val="0"/>
+          <w:numId w:val="5"/>
+        </w:numPr>
+      </w:pPr>
+      <w:r>
+        <w:rPr>
+          <w:b/>
+          <w:bCs/>
+        </w:rPr>
+        <w:t>Tiêm ngữ cảnh phiên bản</w:t>
+      </w:r>
+      <w:r>
+        <w:t>: Ở đầu mỗi chunk, parser tự động tiêm một dòng định danh: [doc_id vX · effective_date] Tiêu đề tài liệu &gt; Tiêu đề đề mục</w:t>
+      </w:r>
+    </w:p>
+    <w:p>
+      <w:pPr>
+        <w:numPr>
+          <w:ilvl w:val="0"/>
+          <w:numId w:val="5"/>
+        </w:numPr>
+      </w:pPr>
+      <w:r>
+        <w:rPr>
+          <w:b/>
+          <w:bCs/>
+        </w:rPr>
+        <w:t>Lý do kỹ thuật (Viết 3–5 dòng theo yêu cầu đề bài)</w:t>
+      </w:r>
+      <w:r>
+        <w:t>:</w:t>
+      </w:r>
+    </w:p>
+    <w:p>
+      <w:pPr>
+        <w:numPr>
+          <w:ilvl w:val="1"/>
+          <w:numId w:val="5"/>
+        </w:numPr>
+      </w:pPr>
+      <w:r>
+        <w:rPr>
+          <w:i/>
+          <w:iCs/>
+        </w:rPr>
+        <w:t>Bảo toàn tính toàn vẹn điều khoản</w:t>
+      </w:r>
+      <w:r>
+        <w:t>: Văn bản pháp lý có tính ràng buộc theo từng điều khoản nguyên vẹn; ngắt cố định (ví dụ 500 ký tự) sẽ làm đứt đôi bảng tra cứu lãi suất hoặc tách rời điều kiện loại trừ khỏi mức phạt.</w:t>
+      </w:r>
+    </w:p>
+    <w:p>
+      <w:pPr>
+        <w:numPr>
+          <w:ilvl w:val="1"/>
+          <w:numId w:val="5"/>
+        </w:numPr>
+      </w:pPr>
+      <w:r>
+        <w:rPr>
+          <w:i/>
+          <w:iCs/>
+        </w:rPr>
+        <w:t>Chống trôi ngữ cảnh phiên bản</w:t>
+      </w:r>
+      <w:r>
+        <w:t>: Việc tiêm Front-matter trực tiếp vào chunk giúp mô hình Embedding nhận biết chính xác phiên bản tài liệu ngay cả khi chunk nằm ở cuối văn bản.</w:t>
+      </w:r>
+    </w:p>
+    <w:p>
+      <w:pPr>
+        <w:rPr>
+          <w:b/>
+          <w:bCs/>
+        </w:rPr>
+      </w:pPr>
+      <w:r>
+        <w:rPr>
+          <w:b/>
+          <w:bCs/>
+        </w:rPr>
+        <w:t>3.2. Mô hình Embedding và Cơ chế Truy xuất Hybrid (Dense + BM25)</w:t>
+      </w:r>
+    </w:p>
+    <w:p>
+      <w:pPr>
+        <w:numPr>
+          <w:ilvl w:val="0"/>
+          <w:numId w:val="6"/>
+        </w:numPr>
+      </w:pPr>
+      <w:r>
+        <w:rPr>
+          <w:b/>
+          <w:bCs/>
+        </w:rPr>
+        <w:t>Embedding</w:t>
+      </w:r>
+      <w:r>
+        <w:t>: Mô hình đa ngữ mã nguồn mở BAAI/bge-m3 chạy cục bộ (1024 chiều, Max Tokens 8192). Lợi ích: Tốc độ suy luận cao, bảo mật nội bộ và không tốn chi phí gọi API.</w:t>
+      </w:r>
+    </w:p>
+    <w:p>
+      <w:pPr>
+        <w:numPr>
+          <w:ilvl w:val="0"/>
+          <w:numId w:val="6"/>
+        </w:numPr>
+      </w:pPr>
+      <w:r>
+        <w:rPr>
+          <w:b/>
+          <w:bCs/>
+        </w:rPr>
+        <w:t>Cơ chế Hybrid Search (Tái dùng w4/ex2_1_hybrid_search.py)</w:t>
+      </w:r>
+      <w:r>
+        <w:t>:</w:t>
+      </w:r>
+    </w:p>
+    <w:p>
+      <w:pPr>
+        <w:numPr>
+          <w:ilvl w:val="1"/>
+          <w:numId w:val="6"/>
+        </w:numPr>
+      </w:pPr>
+      <w:r>
+        <w:t>Dense retrieval: Tính toán độ tương đồng Cosine giữa query vector và document vector.</w:t>
+      </w:r>
+    </w:p>
+    <w:p>
+      <w:pPr>
+        <w:numPr>
+          <w:ilvl w:val="1"/>
+          <w:numId w:val="6"/>
+        </w:numPr>
+      </w:pPr>
+      <w:r>
+        <w:t>Sparse retrieval: Dùng thuật toán BM25 (rank_bm25) để bắt chính xác các từ khóa chuyên ngành ngân hàng (DTI, SK_LUONG_3T, HDLD, DKKD).</w:t>
+      </w:r>
+    </w:p>
+    <w:p>
+      <w:pPr>
+        <w:numPr>
+          <w:ilvl w:val="1"/>
+          <w:numId w:val="6"/>
+        </w:numPr>
+      </w:pPr>
+      <w:r>
+        <w:t>Công thức chuẩn hóa điểm số Min-Max và kết hợp theo trọng số α=0.5</w:t>
+      </w:r>
+      <w:r>
+        <w:rPr>
+          <w:i/>
+          <w:iCs/>
+        </w:rPr>
+        <w:t>α</w:t>
+      </w:r>
+      <w:r>
+        <w:t>=0.5:</w:t>
+      </w:r>
+    </w:p>
+    <w:p>
+      <w:r>
+        <w:t>Scorehybrid=0.5×Sdense−Smin⁡Smax⁡−Smin⁡+0.5×Sbm25−Bmin⁡Bmax⁡−Bmin⁡Scorehybrid​=0.5×</w:t>
+      </w:r>
+      <w:r>
+        <w:rPr>
+          <w:i/>
+          <w:iCs/>
+        </w:rPr>
+        <w:t>S</w:t>
+      </w:r>
+      <w:r>
+        <w:t>max​−</w:t>
+      </w:r>
+      <w:r>
+        <w:rPr>
+          <w:i/>
+          <w:iCs/>
+        </w:rPr>
+        <w:t>S</w:t>
+      </w:r>
+      <w:r>
+        <w:t>min​</w:t>
+      </w:r>
+      <w:r>
+        <w:rPr>
+          <w:i/>
+          <w:iCs/>
+        </w:rPr>
+        <w:t>S</w:t>
+      </w:r>
+      <w:r>
+        <w:t>dense​−</w:t>
+      </w:r>
+      <w:r>
+        <w:rPr>
+          <w:i/>
+          <w:iCs/>
+        </w:rPr>
+        <w:t>S</w:t>
+      </w:r>
+      <w:r>
+        <w:t>min​​+0.5×</w:t>
+      </w:r>
+      <w:r>
+        <w:rPr>
+          <w:i/>
+          <w:iCs/>
+        </w:rPr>
+        <w:t>B</w:t>
+      </w:r>
+      <w:r>
+        <w:t>max​−</w:t>
+      </w:r>
+      <w:r>
+        <w:rPr>
+          <w:i/>
+          <w:iCs/>
+        </w:rPr>
+        <w:t>B</w:t>
+      </w:r>
+      <w:r>
+        <w:t>min​</w:t>
+      </w:r>
+      <w:r>
+        <w:rPr>
+          <w:i/>
+          <w:iCs/>
+        </w:rPr>
+        <w:t>S</w:t>
+      </w:r>
+      <w:r>
+        <w:t>bm25​−</w:t>
+      </w:r>
+      <w:r>
+        <w:rPr>
+          <w:i/>
+          <w:iCs/>
+        </w:rPr>
+        <w:t>B</w:t>
+      </w:r>
+      <w:r>
+        <w:t>min​​</w:t>
+      </w:r>
+    </w:p>
+    <w:p>
+      <w:pPr>
+        <w:rPr>
+          <w:b/>
+          <w:bCs/>
+        </w:rPr>
+      </w:pPr>
+      <w:r>
+        <w:rPr>
+          <w:b/>
+          <w:bCs/>
+        </w:rPr>
+        <w:t>3.3. Cơ chế Lọc siêu dữ liệu theo ngày hiệu lực (Metadata Filter as_of_date – Điểm cộng Bonus #1)</w:t>
+      </w:r>
+    </w:p>
+    <w:p>
+      <w:r>
+        <w:t>Hệ thống cài đặt bộ lọc thời gian trực tiếp trong pipeline truy xuất:</w:t>
+      </w:r>
+    </w:p>
+    <w:p>
+      <w:pPr>
+        <w:numPr>
+          <w:ilvl w:val="0"/>
+          <w:numId w:val="7"/>
+        </w:numPr>
+      </w:pPr>
+      <w:r>
+        <w:t>Điều kiện lọc: Chỉ giữ lại các chunk thỏa mãn effective_date &lt;= as_of_date và (expiry_date is None hoặc as_of_date &lt;= expiry_date).</w:t>
+      </w:r>
+    </w:p>
+    <w:p>
+      <w:pPr>
+        <w:numPr>
+          <w:ilvl w:val="0"/>
+          <w:numId w:val="7"/>
+        </w:numPr>
+      </w:pPr>
+      <w:r>
+        <w:t>Bằng chứng thực nghiệm: Cùng câu hỏi về trần DTI, khi nộp ngày 2025-03-20 hệ thống trả về CP-01 v1 (50%50%); khi nộp ngày 2025-05-10 hệ thống tự động loại bỏ v1 và trả về CP-01 v2 (45%45%).</w:t>
+      </w:r>
+    </w:p>
+    <w:p>
+      <w:pPr>
+        <w:rPr>
+          <w:b/>
+          <w:bCs/>
+        </w:rPr>
+      </w:pPr>
+      <w:r>
+        <w:rPr>
+          <w:b/>
+          <w:bCs/>
+        </w:rPr>
+        <w:t>3.4. So sánh Thực nghiệm Cấu hình Truy xuất (Điểm cộng Bonus #2)</w:t>
+      </w:r>
+    </w:p>
+    <w:p>
+      <w:r>
+        <w:t>Trích xuất từ kết quả đo lường tự động qua make retrieval-eval:</w:t>
+      </w:r>
+    </w:p>
+    <w:tbl>
+      <w:tblPr>
+        <w:tblW w:w="0" w:type="auto"/>
+        <w:tblCellMar>
+          <w:top w:w="15" w:type="dxa"/>
+          <w:left w:w="15" w:type="dxa"/>
+          <w:bottom w:w="15" w:type="dxa"/>
+          <w:right w:w="15" w:type="dxa"/>
+        </w:tblCellMar>
+        <w:tblLook w:val="04A0" w:firstRow="1" w:lastRow="0" w:firstColumn="1" w:lastColumn="0" w:noHBand="0" w:noVBand="1"/>
+      </w:tblPr>
+      <w:tblGrid>
+        <w:gridCol w:w="2387"/>
+        <w:gridCol w:w="1283"/>
+        <w:gridCol w:w="1930"/>
+        <w:gridCol w:w="1217"/>
+        <w:gridCol w:w="2543"/>
+      </w:tblGrid>
+      <w:tr>
+        <w:trPr>
+          <w:tblHeader/>
+        </w:trPr>
+        <w:tc>
+          <w:tcPr>
+            <w:tcW w:w="0" w:type="auto"/>
+            <w:tcMar>
+              <w:top w:w="75" w:type="dxa"/>
+              <w:left w:w="150" w:type="dxa"/>
+              <w:bottom w:w="75" w:type="dxa"/>
+              <w:right w:w="150" w:type="dxa"/>
+            </w:tcMar>
+            <w:vAlign w:val="center"/>
+            <w:hideMark/>
+          </w:tcPr>
+          <w:p>
+            <w:pPr>
+              <w:rPr>
+                <w:b/>
+                <w:bCs/>
+              </w:rPr>
+            </w:pPr>
+            <w:r>
+              <w:rPr>
+                <w:b/>
+                <w:bCs/>
+              </w:rPr>
+              <w:lastRenderedPageBreak/>
+              <w:t>Cấu hình truy xuất</w:t>
+            </w:r>
+          </w:p>
+        </w:tc>
+        <w:tc>
+          <w:tcPr>
+            <w:tcW w:w="0" w:type="auto"/>
+            <w:tcMar>
+              <w:top w:w="75" w:type="dxa"/>
+              <w:left w:w="150" w:type="dxa"/>
+              <w:bottom w:w="75" w:type="dxa"/>
+              <w:right w:w="150" w:type="dxa"/>
+            </w:tcMar>
+            <w:vAlign w:val="center"/>
+            <w:hideMark/>
+          </w:tcPr>
+          <w:p>
+            <w:pPr>
+              <w:rPr>
+                <w:b/>
+                <w:bCs/>
+              </w:rPr>
+            </w:pPr>
+            <w:r>
+              <w:rPr>
+                <w:b/>
+                <w:bCs/>
+              </w:rPr>
+              <w:t>Recall@3</w:t>
+            </w:r>
+          </w:p>
+        </w:tc>
+        <w:tc>
+          <w:tcPr>
+            <w:tcW w:w="0" w:type="auto"/>
+            <w:tcMar>
+              <w:top w:w="75" w:type="dxa"/>
+              <w:left w:w="150" w:type="dxa"/>
+              <w:bottom w:w="75" w:type="dxa"/>
+              <w:right w:w="150" w:type="dxa"/>
+            </w:tcMar>
+            <w:vAlign w:val="center"/>
+            <w:hideMark/>
+          </w:tcPr>
+          <w:p>
+            <w:pPr>
+              <w:rPr>
+                <w:b/>
+                <w:bCs/>
+              </w:rPr>
+            </w:pPr>
+            <w:r>
+              <w:rPr>
+                <w:b/>
+                <w:bCs/>
+              </w:rPr>
+              <w:t>Gold Document Recall@3</w:t>
+            </w:r>
+          </w:p>
+        </w:tc>
+        <w:tc>
+          <w:tcPr>
+            <w:tcW w:w="0" w:type="auto"/>
+            <w:tcMar>
+              <w:top w:w="75" w:type="dxa"/>
+              <w:left w:w="150" w:type="dxa"/>
+              <w:bottom w:w="75" w:type="dxa"/>
+              <w:right w:w="150" w:type="dxa"/>
+            </w:tcMar>
+            <w:vAlign w:val="center"/>
+            <w:hideMark/>
+          </w:tcPr>
+          <w:p>
+            <w:pPr>
+              <w:rPr>
+                <w:b/>
+                <w:bCs/>
+              </w:rPr>
+            </w:pPr>
+            <w:r>
+              <w:rPr>
+                <w:b/>
+                <w:bCs/>
+              </w:rPr>
+              <w:t>MRR@3</w:t>
+            </w:r>
+          </w:p>
+        </w:tc>
+        <w:tc>
+          <w:tcPr>
+            <w:tcW w:w="0" w:type="auto"/>
+            <w:tcMar>
+              <w:top w:w="75" w:type="dxa"/>
+              <w:left w:w="150" w:type="dxa"/>
+              <w:bottom w:w="75" w:type="dxa"/>
+              <w:right w:w="150" w:type="dxa"/>
+            </w:tcMar>
+            <w:vAlign w:val="center"/>
+            <w:hideMark/>
+          </w:tcPr>
+          <w:p>
+            <w:pPr>
+              <w:rPr>
+                <w:b/>
+                <w:bCs/>
+              </w:rPr>
+            </w:pPr>
+            <w:r>
+              <w:rPr>
+                <w:b/>
+                <w:bCs/>
+              </w:rPr>
+              <w:t>Nhận xét chuyên môn</w:t>
+            </w:r>
+          </w:p>
+        </w:tc>
+      </w:tr>
+      <w:tr>
+        <w:tc>
+          <w:tcPr>
+            <w:tcW w:w="0" w:type="auto"/>
+            <w:tcMar>
+              <w:top w:w="75" w:type="dxa"/>
+              <w:left w:w="150" w:type="dxa"/>
+              <w:bottom w:w="75" w:type="dxa"/>
+              <w:right w:w="150" w:type="dxa"/>
+            </w:tcMar>
+            <w:vAlign w:val="center"/>
+            <w:hideMark/>
+          </w:tcPr>
+          <w:p>
+            <w:r>
+              <w:rPr>
+                <w:b/>
+                <w:bCs/>
+              </w:rPr>
+              <w:t>Dense Only (BGE-M3)</w:t>
+            </w:r>
+          </w:p>
+        </w:tc>
+        <w:tc>
+          <w:tcPr>
+            <w:tcW w:w="0" w:type="auto"/>
+            <w:tcMar>
+              <w:top w:w="75" w:type="dxa"/>
+              <w:left w:w="150" w:type="dxa"/>
+              <w:bottom w:w="75" w:type="dxa"/>
+              <w:right w:w="150" w:type="dxa"/>
+            </w:tcMar>
+            <w:vAlign w:val="center"/>
+            <w:hideMark/>
+          </w:tcPr>
+          <w:p>
+            <w:r>
+              <w:t>87.5%</w:t>
+            </w:r>
+          </w:p>
+        </w:tc>
+        <w:tc>
+          <w:tcPr>
+            <w:tcW w:w="0" w:type="auto"/>
+            <w:tcMar>
+              <w:top w:w="75" w:type="dxa"/>
+              <w:left w:w="150" w:type="dxa"/>
+              <w:bottom w:w="75" w:type="dxa"/>
+              <w:right w:w="150" w:type="dxa"/>
+            </w:tcMar>
+            <w:vAlign w:val="center"/>
+            <w:hideMark/>
+          </w:tcPr>
+          <w:p>
+            <w:r>
+              <w:t>81.2%</w:t>
+            </w:r>
+          </w:p>
+        </w:tc>
+        <w:tc>
+          <w:tcPr>
+            <w:tcW w:w="0" w:type="auto"/>
+            <w:tcMar>
+              <w:top w:w="75" w:type="dxa"/>
+              <w:left w:w="150" w:type="dxa"/>
+              <w:bottom w:w="75" w:type="dxa"/>
+              <w:right w:w="150" w:type="dxa"/>
+            </w:tcMar>
+            <w:vAlign w:val="center"/>
+            <w:hideMark/>
+          </w:tcPr>
+          <w:p>
+            <w:r>
+              <w:t>0.812</w:t>
+            </w:r>
+          </w:p>
+        </w:tc>
+        <w:tc>
+          <w:tcPr>
+            <w:tcW w:w="0" w:type="auto"/>
+            <w:tcMar>
+              <w:top w:w="75" w:type="dxa"/>
+              <w:left w:w="150" w:type="dxa"/>
+              <w:bottom w:w="75" w:type="dxa"/>
+              <w:right w:w="150" w:type="dxa"/>
+            </w:tcMar>
+            <w:vAlign w:val="center"/>
+            <w:hideMark/>
+          </w:tcPr>
+          <w:p>
+            <w:r>
+              <w:t>Dễ bỏ sót các mã chứng từ viết tắt chính xác.</w:t>
+            </w:r>
+          </w:p>
+        </w:tc>
+      </w:tr>
+      <w:tr>
+        <w:tc>
+          <w:tcPr>
+            <w:tcW w:w="0" w:type="auto"/>
+            <w:tcMar>
+              <w:top w:w="75" w:type="dxa"/>
+              <w:left w:w="150" w:type="dxa"/>
+              <w:bottom w:w="75" w:type="dxa"/>
+              <w:right w:w="150" w:type="dxa"/>
+            </w:tcMar>
+            <w:vAlign w:val="center"/>
+            <w:hideMark/>
+          </w:tcPr>
+          <w:p>
+            <w:r>
+              <w:rPr>
+                <w:b/>
+                <w:bCs/>
+              </w:rPr>
+              <w:t>Hybrid (Dense + BM25)</w:t>
+            </w:r>
+          </w:p>
+        </w:tc>
+        <w:tc>
+          <w:tcPr>
+            <w:tcW w:w="0" w:type="auto"/>
+            <w:tcMar>
+              <w:top w:w="75" w:type="dxa"/>
+              <w:left w:w="150" w:type="dxa"/>
+              <w:bottom w:w="75" w:type="dxa"/>
+              <w:right w:w="150" w:type="dxa"/>
+            </w:tcMar>
+            <w:vAlign w:val="center"/>
+            <w:hideMark/>
+          </w:tcPr>
+          <w:p>
+            <w:r>
+              <w:rPr>
+                <w:b/>
+                <w:bCs/>
+              </w:rPr>
+              <w:t>100.0%</w:t>
+            </w:r>
+          </w:p>
+        </w:tc>
+        <w:tc>
+          <w:tcPr>
+            <w:tcW w:w="0" w:type="auto"/>
+            <w:tcMar>
+              <w:top w:w="75" w:type="dxa"/>
+              <w:left w:w="150" w:type="dxa"/>
+              <w:bottom w:w="75" w:type="dxa"/>
+              <w:right w:w="150" w:type="dxa"/>
+            </w:tcMar>
+            <w:vAlign w:val="center"/>
+            <w:hideMark/>
+          </w:tcPr>
+          <w:p>
+            <w:r>
+              <w:rPr>
+                <w:b/>
+                <w:bCs/>
+              </w:rPr>
+              <w:t>93.8%</w:t>
+            </w:r>
+          </w:p>
+        </w:tc>
+        <w:tc>
+          <w:tcPr>
+            <w:tcW w:w="0" w:type="auto"/>
+            <w:tcMar>
+              <w:top w:w="75" w:type="dxa"/>
+              <w:left w:w="150" w:type="dxa"/>
+              <w:bottom w:w="75" w:type="dxa"/>
+              <w:right w:w="150" w:type="dxa"/>
+            </w:tcMar>
+            <w:vAlign w:val="center"/>
+            <w:hideMark/>
+          </w:tcPr>
+          <w:p>
+            <w:r>
+              <w:rPr>
+                <w:b/>
+                <w:bCs/>
+              </w:rPr>
+              <w:t>0.938</w:t>
+            </w:r>
+          </w:p>
+        </w:tc>
+        <w:tc>
+          <w:tcPr>
+            <w:tcW w:w="0" w:type="auto"/>
+            <w:tcMar>
+              <w:top w:w="75" w:type="dxa"/>
+              <w:left w:w="150" w:type="dxa"/>
+              <w:bottom w:w="75" w:type="dxa"/>
+              <w:right w:w="150" w:type="dxa"/>
+            </w:tcMar>
+            <w:vAlign w:val="center"/>
+            <w:hideMark/>
+          </w:tcPr>
+          <w:p>
+            <w:r>
+              <w:t>Bắt trọn vẹn cả ngữ nghĩa lẫn từ khóa mã chứng từ.</w:t>
+            </w:r>
+          </w:p>
+        </w:tc>
+      </w:tr>
+      <w:tr>
+        <w:tc>
+          <w:tcPr>
+            <w:tcW w:w="0" w:type="auto"/>
+            <w:tcMar>
+              <w:top w:w="75" w:type="dxa"/>
+              <w:left w:w="150" w:type="dxa"/>
+              <w:bottom w:w="75" w:type="dxa"/>
+              <w:right w:w="150" w:type="dxa"/>
+            </w:tcMar>
+            <w:vAlign w:val="center"/>
+            <w:hideMark/>
+          </w:tcPr>
+          <w:p>
+            <w:r>
+              <w:rPr>
+                <w:b/>
+                <w:bCs/>
+              </w:rPr>
+              <w:t>Hybrid + Filter as_of_date</w:t>
+            </w:r>
+          </w:p>
+        </w:tc>
+        <w:tc>
+          <w:tcPr>
+            <w:tcW w:w="0" w:type="auto"/>
+            <w:tcMar>
+              <w:top w:w="75" w:type="dxa"/>
+              <w:left w:w="150" w:type="dxa"/>
+              <w:bottom w:w="75" w:type="dxa"/>
+              <w:right w:w="150" w:type="dxa"/>
+            </w:tcMar>
+            <w:vAlign w:val="center"/>
+            <w:hideMark/>
+          </w:tcPr>
+          <w:p>
+            <w:r>
+              <w:rPr>
+                <w:b/>
+                <w:bCs/>
+              </w:rPr>
+              <w:t>100.0%</w:t>
+            </w:r>
+          </w:p>
+        </w:tc>
+        <w:tc>
+          <w:tcPr>
+            <w:tcW w:w="0" w:type="auto"/>
+            <w:tcMar>
+              <w:top w:w="75" w:type="dxa"/>
+              <w:left w:w="150" w:type="dxa"/>
+              <w:bottom w:w="75" w:type="dxa"/>
+              <w:right w:w="150" w:type="dxa"/>
+            </w:tcMar>
+            <w:vAlign w:val="center"/>
+            <w:hideMark/>
+          </w:tcPr>
+          <w:p>
+            <w:r>
+              <w:rPr>
+                <w:b/>
+                <w:bCs/>
+              </w:rPr>
+              <w:t>100.0%</w:t>
+            </w:r>
+          </w:p>
+        </w:tc>
+        <w:tc>
+          <w:tcPr>
+            <w:tcW w:w="0" w:type="auto"/>
+            <w:tcMar>
+              <w:top w:w="75" w:type="dxa"/>
+              <w:left w:w="150" w:type="dxa"/>
+              <w:bottom w:w="75" w:type="dxa"/>
+              <w:right w:w="150" w:type="dxa"/>
+            </w:tcMar>
+            <w:vAlign w:val="center"/>
+            <w:hideMark/>
+          </w:tcPr>
+          <w:p>
+            <w:r>
+              <w:rPr>
+                <w:b/>
+                <w:bCs/>
+              </w:rPr>
+              <w:t>1.000</w:t>
+            </w:r>
+          </w:p>
+        </w:tc>
+        <w:tc>
+          <w:tcPr>
+            <w:tcW w:w="0" w:type="auto"/>
+            <w:tcMar>
+              <w:top w:w="75" w:type="dxa"/>
+              <w:left w:w="150" w:type="dxa"/>
+              <w:bottom w:w="75" w:type="dxa"/>
+              <w:right w:w="150" w:type="dxa"/>
+            </w:tcMar>
+            <w:vAlign w:val="center"/>
+            <w:hideMark/>
+          </w:tcPr>
+          <w:p>
+            <w:r>
+              <w:t>Loại bỏ 100% chunk lỗi thời của phiên bản cũ.</w:t>
+            </w:r>
+          </w:p>
+        </w:tc>
+      </w:tr>
+    </w:tbl>
     <w:p/>
+    <w:p>
+      <w:pPr>
+        <w:pStyle w:val="Heading1"/>
+      </w:pPr>
+      <w:r>
+        <w:t xml:space="preserve">4. Thiết kế </w:t>
+      </w:r>
+      <w:r>
+        <w:t>Agent &amp; tool</w:t>
+      </w:r>
+    </w:p>
+    <w:p>
+      <w:pPr>
+        <w:pStyle w:val="Heading1"/>
+      </w:pPr>
+      <w:r>
+        <w:t xml:space="preserve">5. </w:t>
+      </w:r>
+      <w:r>
+        <w:t>MCP server</w:t>
+      </w:r>
+    </w:p>
+    <w:p>
+      <w:pPr>
+        <w:pStyle w:val="Heading1"/>
+      </w:pPr>
+      <w:r>
+        <w:t>6. Đánh giá</w:t>
+      </w:r>
+    </w:p>
+    <w:p>
+      <w:pPr>
+        <w:pStyle w:val="Heading1"/>
+      </w:pPr>
+      <w:r>
+        <w:t xml:space="preserve">7. </w:t>
+      </w:r>
+      <w:r>
+        <w:t>Hạn chế &amp; hướng phát triển</w:t>
+      </w:r>
+    </w:p>
+    <w:p>
+      <w:pPr>
+        <w:pStyle w:val="Heading1"/>
+      </w:pPr>
+      <w:r>
+        <w:t xml:space="preserve">8. </w:t>
+      </w:r>
+      <w:r>
+        <w:t>Phân công &amp; đóng góp</w:t>
+      </w:r>
+    </w:p>
+    <w:p>
+      <w:pPr>
+        <w:pStyle w:val="Heading1"/>
+      </w:pPr>
+      <w:r>
+        <w:t xml:space="preserve">9. </w:t>
+      </w:r>
+      <w:r>
+        <w:t>Phụ lục</w:t>
+      </w:r>
+    </w:p>
     <w:sectPr>
       <w:pgSz w:w="12240" w:h="15840"/>
       <w:pgMar w:top="1440" w:right="1440" w:bottom="1440" w:left="1440" w:header="720" w:footer="720" w:gutter="0"/>
@@ -646,6 +2027,999 @@
     </w:sectPr>
   </w:body>
 </w:document>
+</file>
+
+<file path=word/numbering.xml><?xml version="1.0" encoding="utf-8"?>
+<w:numbering xmlns:wpc="http://schemas.microsoft.com/office/word/2010/wordprocessingCanvas" xmlns:cx="http://schemas.microsoft.com/office/drawing/2014/chartex" xmlns:cx1="http://schemas.microsoft.com/office/drawing/2015/9/8/chartex" xmlns:cx2="http://schemas.microsoft.com/office/drawing/2015/10/21/chartex" xmlns:cx3="http://schemas.microsoft.com/office/drawing/2016/5/9/chartex" xmlns:cx4="http://schemas.microsoft.com/office/drawing/2016/5/10/chartex" xmlns:cx5="http://schemas.microsoft.com/office/drawing/2016/5/11/chartex" xmlns:cx6="http://schemas.microsoft.com/office/drawing/2016/5/12/chartex" xmlns:cx7="http://schemas.microsoft.com/office/drawing/2016/5/13/chartex" xmlns:cx8="http://schemas.microsoft.com/office/drawing/2016/5/14/chartex" xmlns:mc="http://schemas.openxmlformats.org/markup-compatibility/2006" xmlns:aink="http://schemas.microsoft.com/office/drawing/2016/ink" xmlns:am3d="http://schemas.microsoft.com/office/drawing/2017/model3d" xmlns:o="urn:schemas-microsoft-com:office:office" xmlns:oel="http://schemas.microsoft.com/office/2019/extlst" xmlns:r="http://schemas.openxmlformats.org/officeDocument/2006/relationships" xmlns:m="http://schemas.openxmlformats.org/officeDocument/2006/math" xmlns:v="urn:schemas-microsoft-com:vml" xmlns:wp14="http://schemas.microsoft.com/office/word/2010/wordprocessingDrawing" xmlns:wp="http://schemas.openxmlformats.org/drawingml/2006/wordprocessingDrawing" xmlns:w10="urn:schemas-microsoft-com:office:word" xmlns:w="http://schemas.openxmlformats.org/wordprocessingml/2006/main" xmlns:w14="http://schemas.microsoft.com/office/word/2010/wordml" xmlns:w15="http://schemas.microsoft.com/office/word/2012/wordml" xmlns:w16cex="http://schemas.microsoft.com/office/word/2018/wordml/cex" xmlns:w16cid="http://schemas.microsoft.com/office/word/2016/wordml/cid" xmlns:w16="http://schemas.microsoft.com/office/word/2018/wordml" xmlns:w16du="http://schemas.microsoft.com/office/word/2023/wordml/word16du" xmlns:w16sdtdh="http://schemas.microsoft.com/office/word/2020/wordml/sdtdatahash" xmlns:w16sdtfl="http://schemas.microsoft.com/office/word/2024/wordml/sdtformatlock" xmlns:w16se="http://schemas.microsoft.com/office/word/2015/wordml/symex" xmlns:wpg="http://schemas.microsoft.com/office/word/2010/wordprocessingGroup" xmlns:wpi="http://schemas.microsoft.com/office/word/2010/wordprocessingInk" xmlns:wne="http://schemas.microsoft.com/office/word/2006/wordml" xmlns:wps="http://schemas.microsoft.com/office/word/2010/wordprocessingShape" mc:Ignorable="w14 w15 w16se w16cid w16 w16cex w16sdtdh w16sdtfl w16du wp14">
+  <w:abstractNum w:abstractNumId="0" w15:restartNumberingAfterBreak="0">
+    <w:nsid w:val="14B93DE3"/>
+    <w:multiLevelType w:val="multilevel"/>
+    <w:tmpl w:val="CC463A56"/>
+    <w:lvl w:ilvl="0">
+      <w:start w:val="1"/>
+      <w:numFmt w:val="bullet"/>
+      <w:lvlText w:val=""/>
+      <w:lvlJc w:val="left"/>
+      <w:pPr>
+        <w:tabs>
+          <w:tab w:val="num" w:pos="720"/>
+        </w:tabs>
+        <w:ind w:left="720" w:hanging="360"/>
+      </w:pPr>
+      <w:rPr>
+        <w:rFonts w:ascii="Symbol" w:hAnsi="Symbol" w:hint="default"/>
+        <w:sz w:val="20"/>
+      </w:rPr>
+    </w:lvl>
+    <w:lvl w:ilvl="1" w:tentative="1">
+      <w:start w:val="1"/>
+      <w:numFmt w:val="bullet"/>
+      <w:lvlText w:val="o"/>
+      <w:lvlJc w:val="left"/>
+      <w:pPr>
+        <w:tabs>
+          <w:tab w:val="num" w:pos="1440"/>
+        </w:tabs>
+        <w:ind w:left="1440" w:hanging="360"/>
+      </w:pPr>
+      <w:rPr>
+        <w:rFonts w:ascii="Courier New" w:hAnsi="Courier New" w:hint="default"/>
+        <w:sz w:val="20"/>
+      </w:rPr>
+    </w:lvl>
+    <w:lvl w:ilvl="2" w:tentative="1">
+      <w:start w:val="1"/>
+      <w:numFmt w:val="bullet"/>
+      <w:lvlText w:val=""/>
+      <w:lvlJc w:val="left"/>
+      <w:pPr>
+        <w:tabs>
+          <w:tab w:val="num" w:pos="2160"/>
+        </w:tabs>
+        <w:ind w:left="2160" w:hanging="360"/>
+      </w:pPr>
+      <w:rPr>
+        <w:rFonts w:ascii="Wingdings" w:hAnsi="Wingdings" w:hint="default"/>
+        <w:sz w:val="20"/>
+      </w:rPr>
+    </w:lvl>
+    <w:lvl w:ilvl="3" w:tentative="1">
+      <w:start w:val="1"/>
+      <w:numFmt w:val="bullet"/>
+      <w:lvlText w:val=""/>
+      <w:lvlJc w:val="left"/>
+      <w:pPr>
+        <w:tabs>
+          <w:tab w:val="num" w:pos="2880"/>
+        </w:tabs>
+        <w:ind w:left="2880" w:hanging="360"/>
+      </w:pPr>
+      <w:rPr>
+        <w:rFonts w:ascii="Wingdings" w:hAnsi="Wingdings" w:hint="default"/>
+        <w:sz w:val="20"/>
+      </w:rPr>
+    </w:lvl>
+    <w:lvl w:ilvl="4" w:tentative="1">
+      <w:start w:val="1"/>
+      <w:numFmt w:val="bullet"/>
+      <w:lvlText w:val=""/>
+      <w:lvlJc w:val="left"/>
+      <w:pPr>
+        <w:tabs>
+          <w:tab w:val="num" w:pos="3600"/>
+        </w:tabs>
+        <w:ind w:left="3600" w:hanging="360"/>
+      </w:pPr>
+      <w:rPr>
+        <w:rFonts w:ascii="Wingdings" w:hAnsi="Wingdings" w:hint="default"/>
+        <w:sz w:val="20"/>
+      </w:rPr>
+    </w:lvl>
+    <w:lvl w:ilvl="5" w:tentative="1">
+      <w:start w:val="1"/>
+      <w:numFmt w:val="bullet"/>
+      <w:lvlText w:val=""/>
+      <w:lvlJc w:val="left"/>
+      <w:pPr>
+        <w:tabs>
+          <w:tab w:val="num" w:pos="4320"/>
+        </w:tabs>
+        <w:ind w:left="4320" w:hanging="360"/>
+      </w:pPr>
+      <w:rPr>
+        <w:rFonts w:ascii="Wingdings" w:hAnsi="Wingdings" w:hint="default"/>
+        <w:sz w:val="20"/>
+      </w:rPr>
+    </w:lvl>
+    <w:lvl w:ilvl="6" w:tentative="1">
+      <w:start w:val="1"/>
+      <w:numFmt w:val="bullet"/>
+      <w:lvlText w:val=""/>
+      <w:lvlJc w:val="left"/>
+      <w:pPr>
+        <w:tabs>
+          <w:tab w:val="num" w:pos="5040"/>
+        </w:tabs>
+        <w:ind w:left="5040" w:hanging="360"/>
+      </w:pPr>
+      <w:rPr>
+        <w:rFonts w:ascii="Wingdings" w:hAnsi="Wingdings" w:hint="default"/>
+        <w:sz w:val="20"/>
+      </w:rPr>
+    </w:lvl>
+    <w:lvl w:ilvl="7" w:tentative="1">
+      <w:start w:val="1"/>
+      <w:numFmt w:val="bullet"/>
+      <w:lvlText w:val=""/>
+      <w:lvlJc w:val="left"/>
+      <w:pPr>
+        <w:tabs>
+          <w:tab w:val="num" w:pos="5760"/>
+        </w:tabs>
+        <w:ind w:left="5760" w:hanging="360"/>
+      </w:pPr>
+      <w:rPr>
+        <w:rFonts w:ascii="Wingdings" w:hAnsi="Wingdings" w:hint="default"/>
+        <w:sz w:val="20"/>
+      </w:rPr>
+    </w:lvl>
+    <w:lvl w:ilvl="8" w:tentative="1">
+      <w:start w:val="1"/>
+      <w:numFmt w:val="bullet"/>
+      <w:lvlText w:val=""/>
+      <w:lvlJc w:val="left"/>
+      <w:pPr>
+        <w:tabs>
+          <w:tab w:val="num" w:pos="6480"/>
+        </w:tabs>
+        <w:ind w:left="6480" w:hanging="360"/>
+      </w:pPr>
+      <w:rPr>
+        <w:rFonts w:ascii="Wingdings" w:hAnsi="Wingdings" w:hint="default"/>
+        <w:sz w:val="20"/>
+      </w:rPr>
+    </w:lvl>
+  </w:abstractNum>
+  <w:abstractNum w:abstractNumId="1" w15:restartNumberingAfterBreak="0">
+    <w:nsid w:val="1C8310F6"/>
+    <w:multiLevelType w:val="multilevel"/>
+    <w:tmpl w:val="D5BE8070"/>
+    <w:lvl w:ilvl="0">
+      <w:start w:val="1"/>
+      <w:numFmt w:val="bullet"/>
+      <w:lvlText w:val=""/>
+      <w:lvlJc w:val="left"/>
+      <w:pPr>
+        <w:tabs>
+          <w:tab w:val="num" w:pos="720"/>
+        </w:tabs>
+        <w:ind w:left="720" w:hanging="360"/>
+      </w:pPr>
+      <w:rPr>
+        <w:rFonts w:ascii="Symbol" w:hAnsi="Symbol" w:hint="default"/>
+        <w:sz w:val="20"/>
+      </w:rPr>
+    </w:lvl>
+    <w:lvl w:ilvl="1" w:tentative="1">
+      <w:start w:val="1"/>
+      <w:numFmt w:val="bullet"/>
+      <w:lvlText w:val="o"/>
+      <w:lvlJc w:val="left"/>
+      <w:pPr>
+        <w:tabs>
+          <w:tab w:val="num" w:pos="1440"/>
+        </w:tabs>
+        <w:ind w:left="1440" w:hanging="360"/>
+      </w:pPr>
+      <w:rPr>
+        <w:rFonts w:ascii="Courier New" w:hAnsi="Courier New" w:hint="default"/>
+        <w:sz w:val="20"/>
+      </w:rPr>
+    </w:lvl>
+    <w:lvl w:ilvl="2" w:tentative="1">
+      <w:start w:val="1"/>
+      <w:numFmt w:val="bullet"/>
+      <w:lvlText w:val=""/>
+      <w:lvlJc w:val="left"/>
+      <w:pPr>
+        <w:tabs>
+          <w:tab w:val="num" w:pos="2160"/>
+        </w:tabs>
+        <w:ind w:left="2160" w:hanging="360"/>
+      </w:pPr>
+      <w:rPr>
+        <w:rFonts w:ascii="Wingdings" w:hAnsi="Wingdings" w:hint="default"/>
+        <w:sz w:val="20"/>
+      </w:rPr>
+    </w:lvl>
+    <w:lvl w:ilvl="3" w:tentative="1">
+      <w:start w:val="1"/>
+      <w:numFmt w:val="bullet"/>
+      <w:lvlText w:val=""/>
+      <w:lvlJc w:val="left"/>
+      <w:pPr>
+        <w:tabs>
+          <w:tab w:val="num" w:pos="2880"/>
+        </w:tabs>
+        <w:ind w:left="2880" w:hanging="360"/>
+      </w:pPr>
+      <w:rPr>
+        <w:rFonts w:ascii="Wingdings" w:hAnsi="Wingdings" w:hint="default"/>
+        <w:sz w:val="20"/>
+      </w:rPr>
+    </w:lvl>
+    <w:lvl w:ilvl="4" w:tentative="1">
+      <w:start w:val="1"/>
+      <w:numFmt w:val="bullet"/>
+      <w:lvlText w:val=""/>
+      <w:lvlJc w:val="left"/>
+      <w:pPr>
+        <w:tabs>
+          <w:tab w:val="num" w:pos="3600"/>
+        </w:tabs>
+        <w:ind w:left="3600" w:hanging="360"/>
+      </w:pPr>
+      <w:rPr>
+        <w:rFonts w:ascii="Wingdings" w:hAnsi="Wingdings" w:hint="default"/>
+        <w:sz w:val="20"/>
+      </w:rPr>
+    </w:lvl>
+    <w:lvl w:ilvl="5" w:tentative="1">
+      <w:start w:val="1"/>
+      <w:numFmt w:val="bullet"/>
+      <w:lvlText w:val=""/>
+      <w:lvlJc w:val="left"/>
+      <w:pPr>
+        <w:tabs>
+          <w:tab w:val="num" w:pos="4320"/>
+        </w:tabs>
+        <w:ind w:left="4320" w:hanging="360"/>
+      </w:pPr>
+      <w:rPr>
+        <w:rFonts w:ascii="Wingdings" w:hAnsi="Wingdings" w:hint="default"/>
+        <w:sz w:val="20"/>
+      </w:rPr>
+    </w:lvl>
+    <w:lvl w:ilvl="6" w:tentative="1">
+      <w:start w:val="1"/>
+      <w:numFmt w:val="bullet"/>
+      <w:lvlText w:val=""/>
+      <w:lvlJc w:val="left"/>
+      <w:pPr>
+        <w:tabs>
+          <w:tab w:val="num" w:pos="5040"/>
+        </w:tabs>
+        <w:ind w:left="5040" w:hanging="360"/>
+      </w:pPr>
+      <w:rPr>
+        <w:rFonts w:ascii="Wingdings" w:hAnsi="Wingdings" w:hint="default"/>
+        <w:sz w:val="20"/>
+      </w:rPr>
+    </w:lvl>
+    <w:lvl w:ilvl="7" w:tentative="1">
+      <w:start w:val="1"/>
+      <w:numFmt w:val="bullet"/>
+      <w:lvlText w:val=""/>
+      <w:lvlJc w:val="left"/>
+      <w:pPr>
+        <w:tabs>
+          <w:tab w:val="num" w:pos="5760"/>
+        </w:tabs>
+        <w:ind w:left="5760" w:hanging="360"/>
+      </w:pPr>
+      <w:rPr>
+        <w:rFonts w:ascii="Wingdings" w:hAnsi="Wingdings" w:hint="default"/>
+        <w:sz w:val="20"/>
+      </w:rPr>
+    </w:lvl>
+    <w:lvl w:ilvl="8" w:tentative="1">
+      <w:start w:val="1"/>
+      <w:numFmt w:val="bullet"/>
+      <w:lvlText w:val=""/>
+      <w:lvlJc w:val="left"/>
+      <w:pPr>
+        <w:tabs>
+          <w:tab w:val="num" w:pos="6480"/>
+        </w:tabs>
+        <w:ind w:left="6480" w:hanging="360"/>
+      </w:pPr>
+      <w:rPr>
+        <w:rFonts w:ascii="Wingdings" w:hAnsi="Wingdings" w:hint="default"/>
+        <w:sz w:val="20"/>
+      </w:rPr>
+    </w:lvl>
+  </w:abstractNum>
+  <w:abstractNum w:abstractNumId="2" w15:restartNumberingAfterBreak="0">
+    <w:nsid w:val="20A51BA6"/>
+    <w:multiLevelType w:val="multilevel"/>
+    <w:tmpl w:val="EDF67B84"/>
+    <w:lvl w:ilvl="0">
+      <w:start w:val="1"/>
+      <w:numFmt w:val="bullet"/>
+      <w:lvlText w:val=""/>
+      <w:lvlJc w:val="left"/>
+      <w:pPr>
+        <w:tabs>
+          <w:tab w:val="num" w:pos="720"/>
+        </w:tabs>
+        <w:ind w:left="720" w:hanging="360"/>
+      </w:pPr>
+      <w:rPr>
+        <w:rFonts w:ascii="Symbol" w:hAnsi="Symbol" w:hint="default"/>
+        <w:sz w:val="20"/>
+      </w:rPr>
+    </w:lvl>
+    <w:lvl w:ilvl="1">
+      <w:start w:val="1"/>
+      <w:numFmt w:val="bullet"/>
+      <w:lvlText w:val="o"/>
+      <w:lvlJc w:val="left"/>
+      <w:pPr>
+        <w:tabs>
+          <w:tab w:val="num" w:pos="1440"/>
+        </w:tabs>
+        <w:ind w:left="1440" w:hanging="360"/>
+      </w:pPr>
+      <w:rPr>
+        <w:rFonts w:ascii="Courier New" w:hAnsi="Courier New" w:hint="default"/>
+        <w:sz w:val="20"/>
+      </w:rPr>
+    </w:lvl>
+    <w:lvl w:ilvl="2" w:tentative="1">
+      <w:start w:val="1"/>
+      <w:numFmt w:val="bullet"/>
+      <w:lvlText w:val=""/>
+      <w:lvlJc w:val="left"/>
+      <w:pPr>
+        <w:tabs>
+          <w:tab w:val="num" w:pos="2160"/>
+        </w:tabs>
+        <w:ind w:left="2160" w:hanging="360"/>
+      </w:pPr>
+      <w:rPr>
+        <w:rFonts w:ascii="Wingdings" w:hAnsi="Wingdings" w:hint="default"/>
+        <w:sz w:val="20"/>
+      </w:rPr>
+    </w:lvl>
+    <w:lvl w:ilvl="3" w:tentative="1">
+      <w:start w:val="1"/>
+      <w:numFmt w:val="bullet"/>
+      <w:lvlText w:val=""/>
+      <w:lvlJc w:val="left"/>
+      <w:pPr>
+        <w:tabs>
+          <w:tab w:val="num" w:pos="2880"/>
+        </w:tabs>
+        <w:ind w:left="2880" w:hanging="360"/>
+      </w:pPr>
+      <w:rPr>
+        <w:rFonts w:ascii="Wingdings" w:hAnsi="Wingdings" w:hint="default"/>
+        <w:sz w:val="20"/>
+      </w:rPr>
+    </w:lvl>
+    <w:lvl w:ilvl="4" w:tentative="1">
+      <w:start w:val="1"/>
+      <w:numFmt w:val="bullet"/>
+      <w:lvlText w:val=""/>
+      <w:lvlJc w:val="left"/>
+      <w:pPr>
+        <w:tabs>
+          <w:tab w:val="num" w:pos="3600"/>
+        </w:tabs>
+        <w:ind w:left="3600" w:hanging="360"/>
+      </w:pPr>
+      <w:rPr>
+        <w:rFonts w:ascii="Wingdings" w:hAnsi="Wingdings" w:hint="default"/>
+        <w:sz w:val="20"/>
+      </w:rPr>
+    </w:lvl>
+    <w:lvl w:ilvl="5" w:tentative="1">
+      <w:start w:val="1"/>
+      <w:numFmt w:val="bullet"/>
+      <w:lvlText w:val=""/>
+      <w:lvlJc w:val="left"/>
+      <w:pPr>
+        <w:tabs>
+          <w:tab w:val="num" w:pos="4320"/>
+        </w:tabs>
+        <w:ind w:left="4320" w:hanging="360"/>
+      </w:pPr>
+      <w:rPr>
+        <w:rFonts w:ascii="Wingdings" w:hAnsi="Wingdings" w:hint="default"/>
+        <w:sz w:val="20"/>
+      </w:rPr>
+    </w:lvl>
+    <w:lvl w:ilvl="6" w:tentative="1">
+      <w:start w:val="1"/>
+      <w:numFmt w:val="bullet"/>
+      <w:lvlText w:val=""/>
+      <w:lvlJc w:val="left"/>
+      <w:pPr>
+        <w:tabs>
+          <w:tab w:val="num" w:pos="5040"/>
+        </w:tabs>
+        <w:ind w:left="5040" w:hanging="360"/>
+      </w:pPr>
+      <w:rPr>
+        <w:rFonts w:ascii="Wingdings" w:hAnsi="Wingdings" w:hint="default"/>
+        <w:sz w:val="20"/>
+      </w:rPr>
+    </w:lvl>
+    <w:lvl w:ilvl="7" w:tentative="1">
+      <w:start w:val="1"/>
+      <w:numFmt w:val="bullet"/>
+      <w:lvlText w:val=""/>
+      <w:lvlJc w:val="left"/>
+      <w:pPr>
+        <w:tabs>
+          <w:tab w:val="num" w:pos="5760"/>
+        </w:tabs>
+        <w:ind w:left="5760" w:hanging="360"/>
+      </w:pPr>
+      <w:rPr>
+        <w:rFonts w:ascii="Wingdings" w:hAnsi="Wingdings" w:hint="default"/>
+        <w:sz w:val="20"/>
+      </w:rPr>
+    </w:lvl>
+    <w:lvl w:ilvl="8" w:tentative="1">
+      <w:start w:val="1"/>
+      <w:numFmt w:val="bullet"/>
+      <w:lvlText w:val=""/>
+      <w:lvlJc w:val="left"/>
+      <w:pPr>
+        <w:tabs>
+          <w:tab w:val="num" w:pos="6480"/>
+        </w:tabs>
+        <w:ind w:left="6480" w:hanging="360"/>
+      </w:pPr>
+      <w:rPr>
+        <w:rFonts w:ascii="Wingdings" w:hAnsi="Wingdings" w:hint="default"/>
+        <w:sz w:val="20"/>
+      </w:rPr>
+    </w:lvl>
+  </w:abstractNum>
+  <w:abstractNum w:abstractNumId="3" w15:restartNumberingAfterBreak="0">
+    <w:nsid w:val="3BB71C44"/>
+    <w:multiLevelType w:val="multilevel"/>
+    <w:tmpl w:val="4D0A0680"/>
+    <w:lvl w:ilvl="0">
+      <w:start w:val="1"/>
+      <w:numFmt w:val="decimal"/>
+      <w:lvlText w:val="%1."/>
+      <w:lvlJc w:val="left"/>
+      <w:pPr>
+        <w:tabs>
+          <w:tab w:val="num" w:pos="720"/>
+        </w:tabs>
+        <w:ind w:left="720" w:hanging="360"/>
+      </w:pPr>
+    </w:lvl>
+    <w:lvl w:ilvl="1" w:tentative="1">
+      <w:start w:val="1"/>
+      <w:numFmt w:val="decimal"/>
+      <w:lvlText w:val="%2."/>
+      <w:lvlJc w:val="left"/>
+      <w:pPr>
+        <w:tabs>
+          <w:tab w:val="num" w:pos="1440"/>
+        </w:tabs>
+        <w:ind w:left="1440" w:hanging="360"/>
+      </w:pPr>
+    </w:lvl>
+    <w:lvl w:ilvl="2" w:tentative="1">
+      <w:start w:val="1"/>
+      <w:numFmt w:val="decimal"/>
+      <w:lvlText w:val="%3."/>
+      <w:lvlJc w:val="left"/>
+      <w:pPr>
+        <w:tabs>
+          <w:tab w:val="num" w:pos="2160"/>
+        </w:tabs>
+        <w:ind w:left="2160" w:hanging="360"/>
+      </w:pPr>
+    </w:lvl>
+    <w:lvl w:ilvl="3" w:tentative="1">
+      <w:start w:val="1"/>
+      <w:numFmt w:val="decimal"/>
+      <w:lvlText w:val="%4."/>
+      <w:lvlJc w:val="left"/>
+      <w:pPr>
+        <w:tabs>
+          <w:tab w:val="num" w:pos="2880"/>
+        </w:tabs>
+        <w:ind w:left="2880" w:hanging="360"/>
+      </w:pPr>
+    </w:lvl>
+    <w:lvl w:ilvl="4" w:tentative="1">
+      <w:start w:val="1"/>
+      <w:numFmt w:val="decimal"/>
+      <w:lvlText w:val="%5."/>
+      <w:lvlJc w:val="left"/>
+      <w:pPr>
+        <w:tabs>
+          <w:tab w:val="num" w:pos="3600"/>
+        </w:tabs>
+        <w:ind w:left="3600" w:hanging="360"/>
+      </w:pPr>
+    </w:lvl>
+    <w:lvl w:ilvl="5" w:tentative="1">
+      <w:start w:val="1"/>
+      <w:numFmt w:val="decimal"/>
+      <w:lvlText w:val="%6."/>
+      <w:lvlJc w:val="left"/>
+      <w:pPr>
+        <w:tabs>
+          <w:tab w:val="num" w:pos="4320"/>
+        </w:tabs>
+        <w:ind w:left="4320" w:hanging="360"/>
+      </w:pPr>
+    </w:lvl>
+    <w:lvl w:ilvl="6" w:tentative="1">
+      <w:start w:val="1"/>
+      <w:numFmt w:val="decimal"/>
+      <w:lvlText w:val="%7."/>
+      <w:lvlJc w:val="left"/>
+      <w:pPr>
+        <w:tabs>
+          <w:tab w:val="num" w:pos="5040"/>
+        </w:tabs>
+        <w:ind w:left="5040" w:hanging="360"/>
+      </w:pPr>
+    </w:lvl>
+    <w:lvl w:ilvl="7" w:tentative="1">
+      <w:start w:val="1"/>
+      <w:numFmt w:val="decimal"/>
+      <w:lvlText w:val="%8."/>
+      <w:lvlJc w:val="left"/>
+      <w:pPr>
+        <w:tabs>
+          <w:tab w:val="num" w:pos="5760"/>
+        </w:tabs>
+        <w:ind w:left="5760" w:hanging="360"/>
+      </w:pPr>
+    </w:lvl>
+    <w:lvl w:ilvl="8" w:tentative="1">
+      <w:start w:val="1"/>
+      <w:numFmt w:val="decimal"/>
+      <w:lvlText w:val="%9."/>
+      <w:lvlJc w:val="left"/>
+      <w:pPr>
+        <w:tabs>
+          <w:tab w:val="num" w:pos="6480"/>
+        </w:tabs>
+        <w:ind w:left="6480" w:hanging="360"/>
+      </w:pPr>
+    </w:lvl>
+  </w:abstractNum>
+  <w:abstractNum w:abstractNumId="4" w15:restartNumberingAfterBreak="0">
+    <w:nsid w:val="45441657"/>
+    <w:multiLevelType w:val="multilevel"/>
+    <w:tmpl w:val="9E8869FC"/>
+    <w:lvl w:ilvl="0">
+      <w:start w:val="1"/>
+      <w:numFmt w:val="decimal"/>
+      <w:lvlText w:val="%1."/>
+      <w:lvlJc w:val="left"/>
+      <w:pPr>
+        <w:tabs>
+          <w:tab w:val="num" w:pos="720"/>
+        </w:tabs>
+        <w:ind w:left="720" w:hanging="360"/>
+      </w:pPr>
+    </w:lvl>
+    <w:lvl w:ilvl="1" w:tentative="1">
+      <w:start w:val="1"/>
+      <w:numFmt w:val="decimal"/>
+      <w:lvlText w:val="%2."/>
+      <w:lvlJc w:val="left"/>
+      <w:pPr>
+        <w:tabs>
+          <w:tab w:val="num" w:pos="1440"/>
+        </w:tabs>
+        <w:ind w:left="1440" w:hanging="360"/>
+      </w:pPr>
+    </w:lvl>
+    <w:lvl w:ilvl="2" w:tentative="1">
+      <w:start w:val="1"/>
+      <w:numFmt w:val="decimal"/>
+      <w:lvlText w:val="%3."/>
+      <w:lvlJc w:val="left"/>
+      <w:pPr>
+        <w:tabs>
+          <w:tab w:val="num" w:pos="2160"/>
+        </w:tabs>
+        <w:ind w:left="2160" w:hanging="360"/>
+      </w:pPr>
+    </w:lvl>
+    <w:lvl w:ilvl="3" w:tentative="1">
+      <w:start w:val="1"/>
+      <w:numFmt w:val="decimal"/>
+      <w:lvlText w:val="%4."/>
+      <w:lvlJc w:val="left"/>
+      <w:pPr>
+        <w:tabs>
+          <w:tab w:val="num" w:pos="2880"/>
+        </w:tabs>
+        <w:ind w:left="2880" w:hanging="360"/>
+      </w:pPr>
+    </w:lvl>
+    <w:lvl w:ilvl="4" w:tentative="1">
+      <w:start w:val="1"/>
+      <w:numFmt w:val="decimal"/>
+      <w:lvlText w:val="%5."/>
+      <w:lvlJc w:val="left"/>
+      <w:pPr>
+        <w:tabs>
+          <w:tab w:val="num" w:pos="3600"/>
+        </w:tabs>
+        <w:ind w:left="3600" w:hanging="360"/>
+      </w:pPr>
+    </w:lvl>
+    <w:lvl w:ilvl="5" w:tentative="1">
+      <w:start w:val="1"/>
+      <w:numFmt w:val="decimal"/>
+      <w:lvlText w:val="%6."/>
+      <w:lvlJc w:val="left"/>
+      <w:pPr>
+        <w:tabs>
+          <w:tab w:val="num" w:pos="4320"/>
+        </w:tabs>
+        <w:ind w:left="4320" w:hanging="360"/>
+      </w:pPr>
+    </w:lvl>
+    <w:lvl w:ilvl="6" w:tentative="1">
+      <w:start w:val="1"/>
+      <w:numFmt w:val="decimal"/>
+      <w:lvlText w:val="%7."/>
+      <w:lvlJc w:val="left"/>
+      <w:pPr>
+        <w:tabs>
+          <w:tab w:val="num" w:pos="5040"/>
+        </w:tabs>
+        <w:ind w:left="5040" w:hanging="360"/>
+      </w:pPr>
+    </w:lvl>
+    <w:lvl w:ilvl="7" w:tentative="1">
+      <w:start w:val="1"/>
+      <w:numFmt w:val="decimal"/>
+      <w:lvlText w:val="%8."/>
+      <w:lvlJc w:val="left"/>
+      <w:pPr>
+        <w:tabs>
+          <w:tab w:val="num" w:pos="5760"/>
+        </w:tabs>
+        <w:ind w:left="5760" w:hanging="360"/>
+      </w:pPr>
+    </w:lvl>
+    <w:lvl w:ilvl="8" w:tentative="1">
+      <w:start w:val="1"/>
+      <w:numFmt w:val="decimal"/>
+      <w:lvlText w:val="%9."/>
+      <w:lvlJc w:val="left"/>
+      <w:pPr>
+        <w:tabs>
+          <w:tab w:val="num" w:pos="6480"/>
+        </w:tabs>
+        <w:ind w:left="6480" w:hanging="360"/>
+      </w:pPr>
+    </w:lvl>
+  </w:abstractNum>
+  <w:abstractNum w:abstractNumId="5" w15:restartNumberingAfterBreak="0">
+    <w:nsid w:val="4A8460ED"/>
+    <w:multiLevelType w:val="multilevel"/>
+    <w:tmpl w:val="6BEE27AA"/>
+    <w:lvl w:ilvl="0">
+      <w:start w:val="1"/>
+      <w:numFmt w:val="bullet"/>
+      <w:lvlText w:val=""/>
+      <w:lvlJc w:val="left"/>
+      <w:pPr>
+        <w:tabs>
+          <w:tab w:val="num" w:pos="720"/>
+        </w:tabs>
+        <w:ind w:left="720" w:hanging="360"/>
+      </w:pPr>
+      <w:rPr>
+        <w:rFonts w:ascii="Symbol" w:hAnsi="Symbol" w:hint="default"/>
+        <w:sz w:val="20"/>
+      </w:rPr>
+    </w:lvl>
+    <w:lvl w:ilvl="1" w:tentative="1">
+      <w:start w:val="1"/>
+      <w:numFmt w:val="bullet"/>
+      <w:lvlText w:val="o"/>
+      <w:lvlJc w:val="left"/>
+      <w:pPr>
+        <w:tabs>
+          <w:tab w:val="num" w:pos="1440"/>
+        </w:tabs>
+        <w:ind w:left="1440" w:hanging="360"/>
+      </w:pPr>
+      <w:rPr>
+        <w:rFonts w:ascii="Courier New" w:hAnsi="Courier New" w:hint="default"/>
+        <w:sz w:val="20"/>
+      </w:rPr>
+    </w:lvl>
+    <w:lvl w:ilvl="2" w:tentative="1">
+      <w:start w:val="1"/>
+      <w:numFmt w:val="bullet"/>
+      <w:lvlText w:val=""/>
+      <w:lvlJc w:val="left"/>
+      <w:pPr>
+        <w:tabs>
+          <w:tab w:val="num" w:pos="2160"/>
+        </w:tabs>
+        <w:ind w:left="2160" w:hanging="360"/>
+      </w:pPr>
+      <w:rPr>
+        <w:rFonts w:ascii="Wingdings" w:hAnsi="Wingdings" w:hint="default"/>
+        <w:sz w:val="20"/>
+      </w:rPr>
+    </w:lvl>
+    <w:lvl w:ilvl="3" w:tentative="1">
+      <w:start w:val="1"/>
+      <w:numFmt w:val="bullet"/>
+      <w:lvlText w:val=""/>
+      <w:lvlJc w:val="left"/>
+      <w:pPr>
+        <w:tabs>
+          <w:tab w:val="num" w:pos="2880"/>
+        </w:tabs>
+        <w:ind w:left="2880" w:hanging="360"/>
+      </w:pPr>
+      <w:rPr>
+        <w:rFonts w:ascii="Wingdings" w:hAnsi="Wingdings" w:hint="default"/>
+        <w:sz w:val="20"/>
+      </w:rPr>
+    </w:lvl>
+    <w:lvl w:ilvl="4" w:tentative="1">
+      <w:start w:val="1"/>
+      <w:numFmt w:val="bullet"/>
+      <w:lvlText w:val=""/>
+      <w:lvlJc w:val="left"/>
+      <w:pPr>
+        <w:tabs>
+          <w:tab w:val="num" w:pos="3600"/>
+        </w:tabs>
+        <w:ind w:left="3600" w:hanging="360"/>
+      </w:pPr>
+      <w:rPr>
+        <w:rFonts w:ascii="Wingdings" w:hAnsi="Wingdings" w:hint="default"/>
+        <w:sz w:val="20"/>
+      </w:rPr>
+    </w:lvl>
+    <w:lvl w:ilvl="5" w:tentative="1">
+      <w:start w:val="1"/>
+      <w:numFmt w:val="bullet"/>
+      <w:lvlText w:val=""/>
+      <w:lvlJc w:val="left"/>
+      <w:pPr>
+        <w:tabs>
+          <w:tab w:val="num" w:pos="4320"/>
+        </w:tabs>
+        <w:ind w:left="4320" w:hanging="360"/>
+      </w:pPr>
+      <w:rPr>
+        <w:rFonts w:ascii="Wingdings" w:hAnsi="Wingdings" w:hint="default"/>
+        <w:sz w:val="20"/>
+      </w:rPr>
+    </w:lvl>
+    <w:lvl w:ilvl="6" w:tentative="1">
+      <w:start w:val="1"/>
+      <w:numFmt w:val="bullet"/>
+      <w:lvlText w:val=""/>
+      <w:lvlJc w:val="left"/>
+      <w:pPr>
+        <w:tabs>
+          <w:tab w:val="num" w:pos="5040"/>
+        </w:tabs>
+        <w:ind w:left="5040" w:hanging="360"/>
+      </w:pPr>
+      <w:rPr>
+        <w:rFonts w:ascii="Wingdings" w:hAnsi="Wingdings" w:hint="default"/>
+        <w:sz w:val="20"/>
+      </w:rPr>
+    </w:lvl>
+    <w:lvl w:ilvl="7" w:tentative="1">
+      <w:start w:val="1"/>
+      <w:numFmt w:val="bullet"/>
+      <w:lvlText w:val=""/>
+      <w:lvlJc w:val="left"/>
+      <w:pPr>
+        <w:tabs>
+          <w:tab w:val="num" w:pos="5760"/>
+        </w:tabs>
+        <w:ind w:left="5760" w:hanging="360"/>
+      </w:pPr>
+      <w:rPr>
+        <w:rFonts w:ascii="Wingdings" w:hAnsi="Wingdings" w:hint="default"/>
+        <w:sz w:val="20"/>
+      </w:rPr>
+    </w:lvl>
+    <w:lvl w:ilvl="8" w:tentative="1">
+      <w:start w:val="1"/>
+      <w:numFmt w:val="bullet"/>
+      <w:lvlText w:val=""/>
+      <w:lvlJc w:val="left"/>
+      <w:pPr>
+        <w:tabs>
+          <w:tab w:val="num" w:pos="6480"/>
+        </w:tabs>
+        <w:ind w:left="6480" w:hanging="360"/>
+      </w:pPr>
+      <w:rPr>
+        <w:rFonts w:ascii="Wingdings" w:hAnsi="Wingdings" w:hint="default"/>
+        <w:sz w:val="20"/>
+      </w:rPr>
+    </w:lvl>
+  </w:abstractNum>
+  <w:abstractNum w:abstractNumId="6" w15:restartNumberingAfterBreak="0">
+    <w:nsid w:val="7730477B"/>
+    <w:multiLevelType w:val="multilevel"/>
+    <w:tmpl w:val="FDAA1C56"/>
+    <w:lvl w:ilvl="0">
+      <w:start w:val="1"/>
+      <w:numFmt w:val="bullet"/>
+      <w:lvlText w:val=""/>
+      <w:lvlJc w:val="left"/>
+      <w:pPr>
+        <w:tabs>
+          <w:tab w:val="num" w:pos="720"/>
+        </w:tabs>
+        <w:ind w:left="720" w:hanging="360"/>
+      </w:pPr>
+      <w:rPr>
+        <w:rFonts w:ascii="Symbol" w:hAnsi="Symbol" w:hint="default"/>
+        <w:sz w:val="20"/>
+      </w:rPr>
+    </w:lvl>
+    <w:lvl w:ilvl="1">
+      <w:start w:val="1"/>
+      <w:numFmt w:val="decimal"/>
+      <w:lvlText w:val="%2."/>
+      <w:lvlJc w:val="left"/>
+      <w:pPr>
+        <w:tabs>
+          <w:tab w:val="num" w:pos="1440"/>
+        </w:tabs>
+        <w:ind w:left="1440" w:hanging="360"/>
+      </w:pPr>
+    </w:lvl>
+    <w:lvl w:ilvl="2" w:tentative="1">
+      <w:start w:val="1"/>
+      <w:numFmt w:val="bullet"/>
+      <w:lvlText w:val=""/>
+      <w:lvlJc w:val="left"/>
+      <w:pPr>
+        <w:tabs>
+          <w:tab w:val="num" w:pos="2160"/>
+        </w:tabs>
+        <w:ind w:left="2160" w:hanging="360"/>
+      </w:pPr>
+      <w:rPr>
+        <w:rFonts w:ascii="Wingdings" w:hAnsi="Wingdings" w:hint="default"/>
+        <w:sz w:val="20"/>
+      </w:rPr>
+    </w:lvl>
+    <w:lvl w:ilvl="3" w:tentative="1">
+      <w:start w:val="1"/>
+      <w:numFmt w:val="bullet"/>
+      <w:lvlText w:val=""/>
+      <w:lvlJc w:val="left"/>
+      <w:pPr>
+        <w:tabs>
+          <w:tab w:val="num" w:pos="2880"/>
+        </w:tabs>
+        <w:ind w:left="2880" w:hanging="360"/>
+      </w:pPr>
+      <w:rPr>
+        <w:rFonts w:ascii="Wingdings" w:hAnsi="Wingdings" w:hint="default"/>
+        <w:sz w:val="20"/>
+      </w:rPr>
+    </w:lvl>
+    <w:lvl w:ilvl="4" w:tentative="1">
+      <w:start w:val="1"/>
+      <w:numFmt w:val="bullet"/>
+      <w:lvlText w:val=""/>
+      <w:lvlJc w:val="left"/>
+      <w:pPr>
+        <w:tabs>
+          <w:tab w:val="num" w:pos="3600"/>
+        </w:tabs>
+        <w:ind w:left="3600" w:hanging="360"/>
+      </w:pPr>
+      <w:rPr>
+        <w:rFonts w:ascii="Wingdings" w:hAnsi="Wingdings" w:hint="default"/>
+        <w:sz w:val="20"/>
+      </w:rPr>
+    </w:lvl>
+    <w:lvl w:ilvl="5" w:tentative="1">
+      <w:start w:val="1"/>
+      <w:numFmt w:val="bullet"/>
+      <w:lvlText w:val=""/>
+      <w:lvlJc w:val="left"/>
+      <w:pPr>
+        <w:tabs>
+          <w:tab w:val="num" w:pos="4320"/>
+        </w:tabs>
+        <w:ind w:left="4320" w:hanging="360"/>
+      </w:pPr>
+      <w:rPr>
+        <w:rFonts w:ascii="Wingdings" w:hAnsi="Wingdings" w:hint="default"/>
+        <w:sz w:val="20"/>
+      </w:rPr>
+    </w:lvl>
+    <w:lvl w:ilvl="6" w:tentative="1">
+      <w:start w:val="1"/>
+      <w:numFmt w:val="bullet"/>
+      <w:lvlText w:val=""/>
+      <w:lvlJc w:val="left"/>
+      <w:pPr>
+        <w:tabs>
+          <w:tab w:val="num" w:pos="5040"/>
+        </w:tabs>
+        <w:ind w:left="5040" w:hanging="360"/>
+      </w:pPr>
+      <w:rPr>
+        <w:rFonts w:ascii="Wingdings" w:hAnsi="Wingdings" w:hint="default"/>
+        <w:sz w:val="20"/>
+      </w:rPr>
+    </w:lvl>
+    <w:lvl w:ilvl="7" w:tentative="1">
+      <w:start w:val="1"/>
+      <w:numFmt w:val="bullet"/>
+      <w:lvlText w:val=""/>
+      <w:lvlJc w:val="left"/>
+      <w:pPr>
+        <w:tabs>
+          <w:tab w:val="num" w:pos="5760"/>
+        </w:tabs>
+        <w:ind w:left="5760" w:hanging="360"/>
+      </w:pPr>
+      <w:rPr>
+        <w:rFonts w:ascii="Wingdings" w:hAnsi="Wingdings" w:hint="default"/>
+        <w:sz w:val="20"/>
+      </w:rPr>
+    </w:lvl>
+    <w:lvl w:ilvl="8" w:tentative="1">
+      <w:start w:val="1"/>
+      <w:numFmt w:val="bullet"/>
+      <w:lvlText w:val=""/>
+      <w:lvlJc w:val="left"/>
+      <w:pPr>
+        <w:tabs>
+          <w:tab w:val="num" w:pos="6480"/>
+        </w:tabs>
+        <w:ind w:left="6480" w:hanging="360"/>
+      </w:pPr>
+      <w:rPr>
+        <w:rFonts w:ascii="Wingdings" w:hAnsi="Wingdings" w:hint="default"/>
+        <w:sz w:val="20"/>
+      </w:rPr>
+    </w:lvl>
+  </w:abstractNum>
+  <w:num w:numId="1" w16cid:durableId="1485589275">
+    <w:abstractNumId w:val="3"/>
+  </w:num>
+  <w:num w:numId="2" w16cid:durableId="1744109655">
+    <w:abstractNumId w:val="1"/>
+  </w:num>
+  <w:num w:numId="3" w16cid:durableId="775831082">
+    <w:abstractNumId w:val="4"/>
+  </w:num>
+  <w:num w:numId="4" w16cid:durableId="838347370">
+    <w:abstractNumId w:val="0"/>
+  </w:num>
+  <w:num w:numId="5" w16cid:durableId="809322064">
+    <w:abstractNumId w:val="6"/>
+  </w:num>
+  <w:num w:numId="6" w16cid:durableId="2136411134">
+    <w:abstractNumId w:val="2"/>
+  </w:num>
+  <w:num w:numId="7" w16cid:durableId="414791798">
+    <w:abstractNumId w:val="5"/>
+  </w:num>
+</w:numbering>
 </file>
 
 <file path=word/styles.xml><?xml version="1.0" encoding="utf-8"?>
@@ -1072,19 +3446,14 @@
     <w:pPr>
       <w:keepNext/>
       <w:keepLines/>
-      <w:widowControl/>
-      <w:suppressAutoHyphens w:val="0"/>
-      <w:spacing w:before="360" w:after="80" w:line="278" w:lineRule="auto"/>
+      <w:spacing w:before="360" w:after="80"/>
       <w:outlineLvl w:val="0"/>
     </w:pPr>
     <w:rPr>
       <w:rFonts w:asciiTheme="majorHAnsi" w:eastAsiaTheme="majorEastAsia" w:hAnsiTheme="majorHAnsi" w:cstheme="majorBidi"/>
       <w:color w:val="0F4761" w:themeColor="accent1" w:themeShade="BF"/>
-      <w:kern w:val="2"/>
       <w:sz w:val="40"/>
       <w:szCs w:val="40"/>
-      <w:lang w:eastAsia="en-US" w:bidi="ar-SA"/>
-      <w14:ligatures w14:val="standardContextual"/>
     </w:rPr>
   </w:style>
   <w:style w:type="paragraph" w:styleId="Heading2">
@@ -1100,19 +3469,14 @@
     <w:pPr>
       <w:keepNext/>
       <w:keepLines/>
-      <w:widowControl/>
-      <w:suppressAutoHyphens w:val="0"/>
-      <w:spacing w:before="160" w:after="80" w:line="278" w:lineRule="auto"/>
+      <w:spacing w:before="160" w:after="80"/>
       <w:outlineLvl w:val="1"/>
     </w:pPr>
     <w:rPr>
       <w:rFonts w:asciiTheme="majorHAnsi" w:eastAsiaTheme="majorEastAsia" w:hAnsiTheme="majorHAnsi" w:cstheme="majorBidi"/>
       <w:color w:val="0F4761" w:themeColor="accent1" w:themeShade="BF"/>
-      <w:kern w:val="2"/>
       <w:sz w:val="32"/>
       <w:szCs w:val="32"/>
-      <w:lang w:eastAsia="en-US" w:bidi="ar-SA"/>
-      <w14:ligatures w14:val="standardContextual"/>
     </w:rPr>
   </w:style>
   <w:style w:type="paragraph" w:styleId="Heading3">
@@ -1128,19 +3492,14 @@
     <w:pPr>
       <w:keepNext/>
       <w:keepLines/>
-      <w:widowControl/>
-      <w:suppressAutoHyphens w:val="0"/>
-      <w:spacing w:before="160" w:after="80" w:line="278" w:lineRule="auto"/>
+      <w:spacing w:before="160" w:after="80"/>
       <w:outlineLvl w:val="2"/>
     </w:pPr>
     <w:rPr>
-      <w:rFonts w:asciiTheme="minorHAnsi" w:eastAsiaTheme="majorEastAsia" w:hAnsiTheme="minorHAnsi" w:cstheme="majorBidi"/>
+      <w:rFonts w:eastAsiaTheme="majorEastAsia" w:cstheme="majorBidi"/>
       <w:color w:val="0F4761" w:themeColor="accent1" w:themeShade="BF"/>
-      <w:kern w:val="2"/>
       <w:sz w:val="28"/>
       <w:szCs w:val="28"/>
-      <w:lang w:eastAsia="en-US" w:bidi="ar-SA"/>
-      <w14:ligatures w14:val="standardContextual"/>
     </w:rPr>
   </w:style>
   <w:style w:type="paragraph" w:styleId="Heading4">
@@ -1156,19 +3515,14 @@
     <w:pPr>
       <w:keepNext/>
       <w:keepLines/>
-      <w:widowControl/>
-      <w:suppressAutoHyphens w:val="0"/>
-      <w:spacing w:before="80" w:after="40" w:line="278" w:lineRule="auto"/>
+      <w:spacing w:before="80" w:after="40"/>
       <w:outlineLvl w:val="3"/>
     </w:pPr>
     <w:rPr>
-      <w:rFonts w:asciiTheme="minorHAnsi" w:eastAsiaTheme="majorEastAsia" w:hAnsiTheme="minorHAnsi" w:cstheme="majorBidi"/>
+      <w:rFonts w:eastAsiaTheme="majorEastAsia" w:cstheme="majorBidi"/>
       <w:i/>
       <w:iCs/>
       <w:color w:val="0F4761" w:themeColor="accent1" w:themeShade="BF"/>
-      <w:kern w:val="2"/>
-      <w:lang w:eastAsia="en-US" w:bidi="ar-SA"/>
-      <w14:ligatures w14:val="standardContextual"/>
     </w:rPr>
   </w:style>
   <w:style w:type="paragraph" w:styleId="Heading5">
@@ -1184,17 +3538,12 @@
     <w:pPr>
       <w:keepNext/>
       <w:keepLines/>
-      <w:widowControl/>
-      <w:suppressAutoHyphens w:val="0"/>
-      <w:spacing w:before="80" w:after="40" w:line="278" w:lineRule="auto"/>
+      <w:spacing w:before="80" w:after="40"/>
       <w:outlineLvl w:val="4"/>
     </w:pPr>
     <w:rPr>
-      <w:rFonts w:asciiTheme="minorHAnsi" w:eastAsiaTheme="majorEastAsia" w:hAnsiTheme="minorHAnsi" w:cstheme="majorBidi"/>
+      <w:rFonts w:eastAsiaTheme="majorEastAsia" w:cstheme="majorBidi"/>
       <w:color w:val="0F4761" w:themeColor="accent1" w:themeShade="BF"/>
-      <w:kern w:val="2"/>
-      <w:lang w:eastAsia="en-US" w:bidi="ar-SA"/>
-      <w14:ligatures w14:val="standardContextual"/>
     </w:rPr>
   </w:style>
   <w:style w:type="paragraph" w:styleId="Heading6">
@@ -1210,19 +3559,14 @@
     <w:pPr>
       <w:keepNext/>
       <w:keepLines/>
-      <w:widowControl/>
-      <w:suppressAutoHyphens w:val="0"/>
-      <w:spacing w:before="40" w:line="278" w:lineRule="auto"/>
+      <w:spacing w:before="40"/>
       <w:outlineLvl w:val="5"/>
     </w:pPr>
     <w:rPr>
-      <w:rFonts w:asciiTheme="minorHAnsi" w:eastAsiaTheme="majorEastAsia" w:hAnsiTheme="minorHAnsi" w:cstheme="majorBidi"/>
+      <w:rFonts w:eastAsiaTheme="majorEastAsia" w:cstheme="majorBidi"/>
       <w:i/>
       <w:iCs/>
       <w:color w:val="595959" w:themeColor="text1" w:themeTint="A6"/>
-      <w:kern w:val="2"/>
-      <w:lang w:eastAsia="en-US" w:bidi="ar-SA"/>
-      <w14:ligatures w14:val="standardContextual"/>
     </w:rPr>
   </w:style>
   <w:style w:type="paragraph" w:styleId="Heading7">
@@ -1238,17 +3582,12 @@
     <w:pPr>
       <w:keepNext/>
       <w:keepLines/>
-      <w:widowControl/>
-      <w:suppressAutoHyphens w:val="0"/>
-      <w:spacing w:before="40" w:line="278" w:lineRule="auto"/>
+      <w:spacing w:before="40"/>
       <w:outlineLvl w:val="6"/>
     </w:pPr>
     <w:rPr>
-      <w:rFonts w:asciiTheme="minorHAnsi" w:eastAsiaTheme="majorEastAsia" w:hAnsiTheme="minorHAnsi" w:cstheme="majorBidi"/>
+      <w:rFonts w:eastAsiaTheme="majorEastAsia" w:cstheme="majorBidi"/>
       <w:color w:val="595959" w:themeColor="text1" w:themeTint="A6"/>
-      <w:kern w:val="2"/>
-      <w:lang w:eastAsia="en-US" w:bidi="ar-SA"/>
-      <w14:ligatures w14:val="standardContextual"/>
     </w:rPr>
   </w:style>
   <w:style w:type="paragraph" w:styleId="Heading8">
@@ -1264,19 +3603,13 @@
     <w:pPr>
       <w:keepNext/>
       <w:keepLines/>
-      <w:widowControl/>
-      <w:suppressAutoHyphens w:val="0"/>
-      <w:spacing w:line="278" w:lineRule="auto"/>
       <w:outlineLvl w:val="7"/>
     </w:pPr>
     <w:rPr>
-      <w:rFonts w:asciiTheme="minorHAnsi" w:eastAsiaTheme="majorEastAsia" w:hAnsiTheme="minorHAnsi" w:cstheme="majorBidi"/>
+      <w:rFonts w:eastAsiaTheme="majorEastAsia" w:cstheme="majorBidi"/>
       <w:i/>
       <w:iCs/>
       <w:color w:val="272727" w:themeColor="text1" w:themeTint="D8"/>
-      <w:kern w:val="2"/>
-      <w:lang w:eastAsia="en-US" w:bidi="ar-SA"/>
-      <w14:ligatures w14:val="standardContextual"/>
     </w:rPr>
   </w:style>
   <w:style w:type="paragraph" w:styleId="Heading9">
@@ -1292,23 +3625,16 @@
     <w:pPr>
       <w:keepNext/>
       <w:keepLines/>
-      <w:widowControl/>
-      <w:suppressAutoHyphens w:val="0"/>
-      <w:spacing w:line="278" w:lineRule="auto"/>
       <w:outlineLvl w:val="8"/>
     </w:pPr>
     <w:rPr>
-      <w:rFonts w:asciiTheme="minorHAnsi" w:eastAsiaTheme="majorEastAsia" w:hAnsiTheme="minorHAnsi" w:cstheme="majorBidi"/>
+      <w:rFonts w:eastAsiaTheme="majorEastAsia" w:cstheme="majorBidi"/>
       <w:color w:val="272727" w:themeColor="text1" w:themeTint="D8"/>
-      <w:kern w:val="2"/>
-      <w:lang w:eastAsia="en-US" w:bidi="ar-SA"/>
-      <w14:ligatures w14:val="standardContextual"/>
     </w:rPr>
   </w:style>
   <w:style w:type="character" w:default="1" w:styleId="DefaultParagraphFont">
     <w:name w:val="Default Paragraph Font"/>
     <w:uiPriority w:val="1"/>
-    <w:semiHidden/>
     <w:unhideWhenUsed/>
   </w:style>
   <w:style w:type="table" w:default="1" w:styleId="TableNormal">
@@ -1460,8 +3786,6 @@
     <w:qFormat/>
     <w:rsid w:val="00585EF1"/>
     <w:pPr>
-      <w:widowControl/>
-      <w:suppressAutoHyphens w:val="0"/>
       <w:spacing w:after="80"/>
       <w:contextualSpacing/>
     </w:pPr>
@@ -1471,8 +3795,6 @@
       <w:kern w:val="28"/>
       <w:sz w:val="56"/>
       <w:szCs w:val="56"/>
-      <w:lang w:eastAsia="en-US" w:bidi="ar-SA"/>
-      <w14:ligatures w14:val="standardContextual"/>
     </w:rPr>
   </w:style>
   <w:style w:type="character" w:customStyle="1" w:styleId="TitleChar">
@@ -1498,22 +3820,16 @@
     <w:qFormat/>
     <w:rsid w:val="00585EF1"/>
     <w:pPr>
-      <w:widowControl/>
       <w:numPr>
         <w:ilvl w:val="1"/>
       </w:numPr>
-      <w:suppressAutoHyphens w:val="0"/>
-      <w:spacing w:after="160" w:line="278" w:lineRule="auto"/>
     </w:pPr>
     <w:rPr>
-      <w:rFonts w:asciiTheme="minorHAnsi" w:eastAsiaTheme="majorEastAsia" w:hAnsiTheme="minorHAnsi" w:cstheme="majorBidi"/>
+      <w:rFonts w:eastAsiaTheme="majorEastAsia" w:cstheme="majorBidi"/>
       <w:color w:val="595959" w:themeColor="text1" w:themeTint="A6"/>
       <w:spacing w:val="15"/>
-      <w:kern w:val="2"/>
       <w:sz w:val="28"/>
       <w:szCs w:val="28"/>
-      <w:lang w:eastAsia="en-US" w:bidi="ar-SA"/>
-      <w14:ligatures w14:val="standardContextual"/>
     </w:rPr>
   </w:style>
   <w:style w:type="character" w:customStyle="1" w:styleId="SubtitleChar">
@@ -1539,19 +3855,13 @@
     <w:qFormat/>
     <w:rsid w:val="00585EF1"/>
     <w:pPr>
-      <w:widowControl/>
-      <w:suppressAutoHyphens w:val="0"/>
-      <w:spacing w:before="160" w:after="160" w:line="278" w:lineRule="auto"/>
+      <w:spacing w:before="160"/>
       <w:jc w:val="center"/>
     </w:pPr>
     <w:rPr>
-      <w:rFonts w:asciiTheme="minorHAnsi" w:eastAsiaTheme="minorHAnsi" w:hAnsiTheme="minorHAnsi" w:cstheme="minorBidi"/>
       <w:i/>
       <w:iCs/>
       <w:color w:val="404040" w:themeColor="text1" w:themeTint="BF"/>
-      <w:kern w:val="2"/>
-      <w:lang w:eastAsia="en-US" w:bidi="ar-SA"/>
-      <w14:ligatures w14:val="standardContextual"/>
     </w:rPr>
   </w:style>
   <w:style w:type="character" w:customStyle="1" w:styleId="QuoteChar">
@@ -1573,18 +3883,9 @@
     <w:qFormat/>
     <w:rsid w:val="00585EF1"/>
     <w:pPr>
-      <w:widowControl/>
-      <w:suppressAutoHyphens w:val="0"/>
-      <w:spacing w:after="160" w:line="278" w:lineRule="auto"/>
       <w:ind w:left="720"/>
       <w:contextualSpacing/>
     </w:pPr>
-    <w:rPr>
-      <w:rFonts w:asciiTheme="minorHAnsi" w:eastAsiaTheme="minorHAnsi" w:hAnsiTheme="minorHAnsi" w:cstheme="minorBidi"/>
-      <w:kern w:val="2"/>
-      <w:lang w:eastAsia="en-US" w:bidi="ar-SA"/>
-      <w14:ligatures w14:val="standardContextual"/>
-    </w:rPr>
   </w:style>
   <w:style w:type="character" w:styleId="IntenseEmphasis">
     <w:name w:val="Intense Emphasis"/>
@@ -1607,24 +3908,18 @@
     <w:qFormat/>
     <w:rsid w:val="00585EF1"/>
     <w:pPr>
-      <w:widowControl/>
       <w:pBdr>
         <w:top w:val="single" w:sz="4" w:space="10" w:color="0F4761" w:themeColor="accent1" w:themeShade="BF"/>
         <w:bottom w:val="single" w:sz="4" w:space="10" w:color="0F4761" w:themeColor="accent1" w:themeShade="BF"/>
       </w:pBdr>
-      <w:suppressAutoHyphens w:val="0"/>
-      <w:spacing w:before="360" w:after="360" w:line="278" w:lineRule="auto"/>
+      <w:spacing w:before="360" w:after="360"/>
       <w:ind w:left="864" w:right="864"/>
       <w:jc w:val="center"/>
     </w:pPr>
     <w:rPr>
-      <w:rFonts w:asciiTheme="minorHAnsi" w:eastAsiaTheme="minorHAnsi" w:hAnsiTheme="minorHAnsi" w:cstheme="minorBidi"/>
       <w:i/>
       <w:iCs/>
       <w:color w:val="0F4761" w:themeColor="accent1" w:themeShade="BF"/>
-      <w:kern w:val="2"/>
-      <w:lang w:eastAsia="en-US" w:bidi="ar-SA"/>
-      <w14:ligatures w14:val="standardContextual"/>
     </w:rPr>
   </w:style>
   <w:style w:type="character" w:customStyle="1" w:styleId="IntenseQuoteChar">
@@ -1968,4 +4263,16 @@
     </a:ext>
   </a:extLst>
 </a:theme>
+</file>
+
+<file path=customXml/item1.xml><?xml version="1.0" encoding="utf-8"?>
+<b:Sources xmlns:b="http://schemas.openxmlformats.org/officeDocument/2006/bibliography" xmlns="http://schemas.openxmlformats.org/officeDocument/2006/bibliography" SelectedStyle="\APASixthEditionOfficeOnline.xsl" StyleName="APA" Version="6"/>
+</file>
+
+<file path=customXml/itemProps1.xml><?xml version="1.0" encoding="utf-8"?>
+<ds:datastoreItem xmlns:ds="http://schemas.openxmlformats.org/officeDocument/2006/customXml" ds:itemID="{5892508D-7A8E-4ED4-88D9-501A460154C6}">
+  <ds:schemaRefs>
+    <ds:schemaRef ds:uri="http://schemas.openxmlformats.org/officeDocument/2006/bibliography"/>
+  </ds:schemaRefs>
+</ds:datastoreItem>
 </file>
--- a/report.docx
+++ b/report.docx
@@ -526,7 +526,7 @@
               <w:rPr>
                 <w:rFonts w:cs="Times New Roman"/>
               </w:rPr>
-              <w:t>24110086</w:t>
+              <w:t>24110151</w:t>
             </w:r>
           </w:p>
         </w:tc>
@@ -12115,7 +12115,6 @@
   <w:style w:type="character" w:default="1" w:styleId="DefaultParagraphFont">
     <w:name w:val="Default Paragraph Font"/>
     <w:uiPriority w:val="1"/>
-    <w:semiHidden/>
     <w:unhideWhenUsed/>
   </w:style>
   <w:style w:type="table" w:default="1" w:styleId="TableNormal">

--- a/report.docx
+++ b/report.docx
@@ -212,10 +212,8 @@
           <w:rFonts w:cs="Times New Roman"/>
           <w:b/>
           <w:bCs/>
-          <w:sz w:val="28"/>
-          <w:szCs w:val="28"/>
-        </w:rPr>
-        <w:t>AI PROGRAMMING WITH PYTHON</w:t>
+        </w:rPr>
+        <w:t>RAG SYSTEM FOR CREDIT ASSESSMENT</w:t>
       </w:r>
       <w:r>
         <w:rPr>
@@ -300,7 +298,7 @@
         <w:rPr>
           <w:rFonts w:cs="Times New Roman"/>
         </w:rPr>
-        <w:t>English for Thesis Writing_01FIE</w:t>
+        <w:t>AI WITH PROGRAMMING</w:t>
       </w:r>
     </w:p>
     <w:p>
@@ -12115,6 +12113,7 @@
   <w:style w:type="character" w:default="1" w:styleId="DefaultParagraphFont">
     <w:name w:val="Default Paragraph Font"/>
     <w:uiPriority w:val="1"/>
+    <w:semiHidden/>
     <w:unhideWhenUsed/>
   </w:style>
   <w:style w:type="table" w:default="1" w:styleId="TableNormal">

--- a/report.docx
+++ b/report.docx
@@ -265,12 +265,6 @@
           <w:bCs/>
         </w:rPr>
         <w:t xml:space="preserve">SUPERVISOR: </w:t>
-      </w:r>
-      <w:r>
-        <w:rPr>
-          <w:rFonts w:cs="Times New Roman"/>
-        </w:rPr>
-        <w:t xml:space="preserve">Assoc. Prof. Dr. </w:t>
       </w:r>
       <w:r>
         <w:rPr>
